--- a/docs/Cash_Book_Project_Report_Final.docx
+++ b/docs/Cash_Book_Project_Report_Final.docx
@@ -263,28 +263,7 @@
           <w:lang w:val="en-US"/>
         </w:rPr>
         <w:br/>
-      </w:r>
-      <w:proofErr w:type="spellStart"/>
-      <w:r>
-        <w:rPr>
-          <w:rFonts w:ascii="Segoe UI" w:hAnsi="Segoe UI" w:cs="Segoe UI"/>
-          <w:color w:val="333333"/>
-          <w:sz w:val="32"/>
-          <w:szCs w:val="32"/>
-          <w:lang w:val="en-US"/>
-        </w:rPr>
-        <w:t>Savsaviya</w:t>
-      </w:r>
-      <w:proofErr w:type="spellEnd"/>
-      <w:r>
-        <w:rPr>
-          <w:rFonts w:ascii="Segoe UI" w:hAnsi="Segoe UI" w:cs="Segoe UI"/>
-          <w:color w:val="333333"/>
-          <w:sz w:val="32"/>
-          <w:szCs w:val="32"/>
-          <w:lang w:val="en-US"/>
-        </w:rPr>
-        <w:t xml:space="preserve"> Kushal B.  (Roll No: 526)</w:t>
+        <w:t>Savsaviya Kushal B.  (Roll No: 526)</w:t>
       </w:r>
       <w:r>
         <w:rPr>
@@ -604,7 +583,6 @@
         </w:rPr>
         <w:t xml:space="preserve"> for their valuable suggestions, encouragement, and stimulating discussions that guided us throughout the project. We would also like to express our gratitude to our </w:t>
       </w:r>
-      <w:proofErr w:type="gramStart"/>
       <w:r>
         <w:rPr>
           <w:rStyle w:val="Strong"/>
@@ -616,7 +594,6 @@
         </w:rPr>
         <w:t>Principal</w:t>
       </w:r>
-      <w:proofErr w:type="gramEnd"/>
       <w:r>
         <w:rPr>
           <w:rFonts w:ascii="Segoe UI" w:hAnsi="Segoe UI" w:cs="Segoe UI"/>
@@ -3070,25 +3047,7 @@
           <w:color w:val="333333"/>
           <w:lang w:val="en"/>
         </w:rPr>
-        <w:t>Party Ledger (</w:t>
-      </w:r>
-      <w:proofErr w:type="spellStart"/>
-      <w:r>
-        <w:rPr>
-          <w:rFonts w:ascii="Segoe UI" w:eastAsia="Times New Roman" w:hAnsi="Segoe UI" w:cs="Segoe UI"/>
-          <w:color w:val="333333"/>
-          <w:lang w:val="en"/>
-        </w:rPr>
-        <w:t>Udhaar</w:t>
-      </w:r>
-      <w:proofErr w:type="spellEnd"/>
-      <w:r>
-        <w:rPr>
-          <w:rFonts w:ascii="Segoe UI" w:eastAsia="Times New Roman" w:hAnsi="Segoe UI" w:cs="Segoe UI"/>
-          <w:color w:val="333333"/>
-          <w:lang w:val="en"/>
-        </w:rPr>
-        <w:t xml:space="preserve"> Book) for tracking debts and credits</w:t>
+        <w:t>Party Ledger (Udhaar Book) for tracking debts and credits</w:t>
       </w:r>
     </w:p>
     <w:p>
@@ -3540,37 +3499,7 @@
                 <w:szCs w:val="18"/>
                 <w:lang w:val="en"/>
               </w:rPr>
-              <w:t>cash-</w:t>
-            </w:r>
-            <w:proofErr w:type="gramStart"/>
-            <w:r>
-              <w:rPr>
-                <w:rFonts w:ascii="Segoe UI" w:eastAsia="Times New Roman" w:hAnsi="Segoe UI" w:cs="Segoe UI"/>
-                <w:b/>
-                <w:bCs/>
-                <w:caps/>
-                <w:color w:val="888888"/>
-                <w:spacing w:val="15"/>
-                <w:sz w:val="18"/>
-                <w:szCs w:val="18"/>
-                <w:lang w:val="en"/>
-              </w:rPr>
-              <w:t>book :</w:t>
-            </w:r>
-            <w:proofErr w:type="gramEnd"/>
-            <w:r>
-              <w:rPr>
-                <w:rFonts w:ascii="Segoe UI" w:eastAsia="Times New Roman" w:hAnsi="Segoe UI" w:cs="Segoe UI"/>
-                <w:b/>
-                <w:bCs/>
-                <w:caps/>
-                <w:color w:val="888888"/>
-                <w:spacing w:val="15"/>
-                <w:sz w:val="18"/>
-                <w:szCs w:val="18"/>
-                <w:lang w:val="en"/>
-              </w:rPr>
-              <w:t xml:space="preserve"> smart finance &amp; digital ledger</w:t>
+              <w:t>cash-book : smart finance &amp; digital ledger</w:t>
             </w:r>
           </w:p>
         </w:tc>
@@ -3627,24 +3556,8 @@
                 <w:szCs w:val="18"/>
                 <w:lang w:val="en"/>
               </w:rPr>
-              <w:t xml:space="preserve">project </w:t>
-            </w:r>
-            <w:proofErr w:type="gramStart"/>
-            <w:r>
-              <w:rPr>
-                <w:rFonts w:ascii="Segoe UI" w:eastAsia="Times New Roman" w:hAnsi="Segoe UI" w:cs="Segoe UI"/>
-                <w:b/>
-                <w:bCs/>
-                <w:caps/>
-                <w:color w:val="888888"/>
-                <w:spacing w:val="15"/>
-                <w:sz w:val="18"/>
-                <w:szCs w:val="18"/>
-                <w:lang w:val="en"/>
-              </w:rPr>
-              <w:t>Title :</w:t>
-            </w:r>
-            <w:proofErr w:type="gramEnd"/>
+              <w:t>project Title :</w:t>
+            </w:r>
           </w:p>
         </w:tc>
         <w:tc>
@@ -3748,24 +3661,8 @@
                 <w:szCs w:val="18"/>
                 <w:lang w:val="en"/>
               </w:rPr>
-              <w:t xml:space="preserve">operating </w:t>
-            </w:r>
-            <w:proofErr w:type="gramStart"/>
-            <w:r>
-              <w:rPr>
-                <w:rFonts w:ascii="Segoe UI" w:eastAsia="Times New Roman" w:hAnsi="Segoe UI" w:cs="Segoe UI"/>
-                <w:b/>
-                <w:bCs/>
-                <w:caps/>
-                <w:color w:val="888888"/>
-                <w:spacing w:val="15"/>
-                <w:sz w:val="18"/>
-                <w:szCs w:val="18"/>
-                <w:lang w:val="en"/>
-              </w:rPr>
-              <w:t>system :</w:t>
-            </w:r>
-            <w:proofErr w:type="gramEnd"/>
+              <w:t>operating system :</w:t>
+            </w:r>
           </w:p>
         </w:tc>
         <w:tc>
@@ -3887,7 +3784,6 @@
                 <w:lang w:val="en"/>
               </w:rPr>
             </w:pPr>
-            <w:proofErr w:type="gramStart"/>
             <w:r>
               <w:rPr>
                 <w:rFonts w:ascii="Segoe UI" w:eastAsia="Times New Roman" w:hAnsi="Segoe UI" w:cs="Segoe UI"/>
@@ -3902,7 +3798,6 @@
               </w:rPr>
               <w:t>tschnologies :</w:t>
             </w:r>
-            <w:proofErr w:type="gramEnd"/>
           </w:p>
         </w:tc>
         <w:tc>
@@ -4039,7 +3934,6 @@
                 <w:lang w:val="en"/>
               </w:rPr>
             </w:pPr>
-            <w:proofErr w:type="gramStart"/>
             <w:r>
               <w:rPr>
                 <w:rFonts w:ascii="Segoe UI" w:eastAsia="Times New Roman" w:hAnsi="Segoe UI" w:cs="Segoe UI"/>
@@ -4054,7 +3948,6 @@
               </w:rPr>
               <w:t>technologies :</w:t>
             </w:r>
-            <w:proofErr w:type="gramEnd"/>
           </w:p>
         </w:tc>
         <w:tc>
@@ -4101,35 +3994,7 @@
                 <w:szCs w:val="18"/>
                 <w:lang w:val="en"/>
               </w:rPr>
-              <w:t xml:space="preserve">NODE </w:t>
-            </w:r>
-            <w:proofErr w:type="gramStart"/>
-            <w:r>
-              <w:rPr>
-                <w:rFonts w:ascii="Segoe UI" w:eastAsia="Times New Roman" w:hAnsi="Segoe UI" w:cs="Segoe UI"/>
-                <w:b/>
-                <w:bCs/>
-                <w:color w:val="888888"/>
-                <w:spacing w:val="15"/>
-                <w:sz w:val="18"/>
-                <w:szCs w:val="18"/>
-                <w:lang w:val="en"/>
-              </w:rPr>
-              <w:t>JS,EXPRESS</w:t>
-            </w:r>
-            <w:proofErr w:type="gramEnd"/>
-            <w:r>
-              <w:rPr>
-                <w:rFonts w:ascii="Segoe UI" w:eastAsia="Times New Roman" w:hAnsi="Segoe UI" w:cs="Segoe UI"/>
-                <w:b/>
-                <w:bCs/>
-                <w:color w:val="888888"/>
-                <w:spacing w:val="15"/>
-                <w:sz w:val="18"/>
-                <w:szCs w:val="18"/>
-                <w:lang w:val="en"/>
-              </w:rPr>
-              <w:t xml:space="preserve"> JS, MONGO DB(MONGOSE)</w:t>
+              <w:t>NODE JS,EXPRESS JS, MONGO DB(MONGOSE)</w:t>
             </w:r>
           </w:p>
         </w:tc>
@@ -4174,7 +4039,6 @@
                 <w:lang w:val="en"/>
               </w:rPr>
             </w:pPr>
-            <w:proofErr w:type="gramStart"/>
             <w:r>
               <w:rPr>
                 <w:rFonts w:ascii="Segoe UI" w:eastAsia="Times New Roman" w:hAnsi="Segoe UI" w:cs="Segoe UI"/>
@@ -4189,7 +4053,6 @@
               </w:rPr>
               <w:t>platform :</w:t>
             </w:r>
-            <w:proofErr w:type="gramEnd"/>
           </w:p>
         </w:tc>
         <w:tc>
@@ -4296,24 +4159,8 @@
                 <w:szCs w:val="18"/>
                 <w:lang w:val="en"/>
               </w:rPr>
-              <w:t xml:space="preserve">documentation </w:t>
-            </w:r>
-            <w:proofErr w:type="gramStart"/>
-            <w:r>
-              <w:rPr>
-                <w:rFonts w:ascii="Segoe UI" w:eastAsia="Times New Roman" w:hAnsi="Segoe UI" w:cs="Segoe UI"/>
-                <w:b/>
-                <w:bCs/>
-                <w:caps/>
-                <w:color w:val="888888"/>
-                <w:spacing w:val="15"/>
-                <w:sz w:val="18"/>
-                <w:szCs w:val="18"/>
-                <w:lang w:val="en"/>
-              </w:rPr>
-              <w:t>tool :</w:t>
-            </w:r>
-            <w:proofErr w:type="gramEnd"/>
+              <w:t>documentation tool :</w:t>
+            </w:r>
           </w:p>
         </w:tc>
         <w:tc>
@@ -4415,24 +4262,8 @@
                 <w:szCs w:val="18"/>
                 <w:lang w:val="en"/>
               </w:rPr>
-              <w:t xml:space="preserve">project </w:t>
-            </w:r>
-            <w:proofErr w:type="gramStart"/>
-            <w:r>
-              <w:rPr>
-                <w:rFonts w:ascii="Segoe UI" w:eastAsia="Times New Roman" w:hAnsi="Segoe UI" w:cs="Segoe UI"/>
-                <w:b/>
-                <w:bCs/>
-                <w:caps/>
-                <w:color w:val="888888"/>
-                <w:spacing w:val="15"/>
-                <w:sz w:val="18"/>
-                <w:szCs w:val="18"/>
-                <w:lang w:val="en"/>
-              </w:rPr>
-              <w:t>guide :</w:t>
-            </w:r>
-            <w:proofErr w:type="gramEnd"/>
+              <w:t>project guide :</w:t>
+            </w:r>
           </w:p>
         </w:tc>
         <w:tc>
@@ -4536,24 +4367,8 @@
                 <w:szCs w:val="18"/>
                 <w:lang w:val="en"/>
               </w:rPr>
-              <w:t xml:space="preserve">project </w:t>
-            </w:r>
-            <w:proofErr w:type="gramStart"/>
-            <w:r>
-              <w:rPr>
-                <w:rFonts w:ascii="Segoe UI" w:eastAsia="Times New Roman" w:hAnsi="Segoe UI" w:cs="Segoe UI"/>
-                <w:b/>
-                <w:bCs/>
-                <w:caps/>
-                <w:color w:val="888888"/>
-                <w:spacing w:val="15"/>
-                <w:sz w:val="18"/>
-                <w:szCs w:val="18"/>
-                <w:lang w:val="en"/>
-              </w:rPr>
-              <w:t>duration :</w:t>
-            </w:r>
-            <w:proofErr w:type="gramEnd"/>
+              <w:t>project duration :</w:t>
+            </w:r>
           </w:p>
         </w:tc>
         <w:tc>
@@ -4657,24 +4472,8 @@
                 <w:szCs w:val="18"/>
                 <w:lang w:val="en"/>
               </w:rPr>
-              <w:t xml:space="preserve">prepared </w:t>
-            </w:r>
-            <w:proofErr w:type="gramStart"/>
-            <w:r>
-              <w:rPr>
-                <w:rFonts w:ascii="Segoe UI" w:eastAsia="Times New Roman" w:hAnsi="Segoe UI" w:cs="Segoe UI"/>
-                <w:b/>
-                <w:bCs/>
-                <w:caps/>
-                <w:color w:val="888888"/>
-                <w:spacing w:val="15"/>
-                <w:sz w:val="18"/>
-                <w:szCs w:val="18"/>
-                <w:lang w:val="en"/>
-              </w:rPr>
-              <w:t>by :</w:t>
-            </w:r>
-            <w:proofErr w:type="gramEnd"/>
+              <w:t>prepared by :</w:t>
+            </w:r>
           </w:p>
         </w:tc>
         <w:tc>
@@ -4911,22 +4710,8 @@
           <w:szCs w:val="27"/>
           <w:lang w:val="en"/>
         </w:rPr>
-        <w:t xml:space="preserve"> </w:t>
-      </w:r>
-      <w:proofErr w:type="gramStart"/>
-      <w:r>
-        <w:rPr>
-          <w:rFonts w:ascii="Segoe UI" w:eastAsia="Times New Roman" w:hAnsi="Segoe UI" w:cs="Segoe UI"/>
-          <w:b/>
-          <w:bCs/>
-          <w:color w:val="34495E"/>
-          <w:sz w:val="27"/>
-          <w:szCs w:val="27"/>
-          <w:lang w:val="en"/>
-        </w:rPr>
-        <w:t>React :</w:t>
-      </w:r>
-      <w:proofErr w:type="gramEnd"/>
+        <w:t xml:space="preserve"> React :</w:t>
+      </w:r>
     </w:p>
     <w:p>
       <w:pPr>
@@ -5086,22 +4871,8 @@
           <w:szCs w:val="27"/>
           <w:lang w:val="en"/>
         </w:rPr>
-        <w:t xml:space="preserve"> HTML &amp; Tailwind </w:t>
-      </w:r>
-      <w:proofErr w:type="gramStart"/>
-      <w:r>
-        <w:rPr>
-          <w:rFonts w:ascii="Segoe UI" w:eastAsia="Times New Roman" w:hAnsi="Segoe UI" w:cs="Segoe UI"/>
-          <w:b/>
-          <w:bCs/>
-          <w:color w:val="34495E"/>
-          <w:sz w:val="27"/>
-          <w:szCs w:val="27"/>
-          <w:lang w:val="en"/>
-        </w:rPr>
-        <w:t>CSS :</w:t>
-      </w:r>
-      <w:proofErr w:type="gramEnd"/>
+        <w:t xml:space="preserve"> HTML &amp; Tailwind CSS :</w:t>
+      </w:r>
     </w:p>
     <w:p>
       <w:pPr>
@@ -5213,22 +4984,8 @@
           <w:szCs w:val="27"/>
           <w:lang w:val="en"/>
         </w:rPr>
-        <w:t xml:space="preserve"> </w:t>
-      </w:r>
-      <w:proofErr w:type="gramStart"/>
-      <w:r>
-        <w:rPr>
-          <w:rFonts w:ascii="Segoe UI" w:eastAsia="Times New Roman" w:hAnsi="Segoe UI" w:cs="Segoe UI"/>
-          <w:b/>
-          <w:bCs/>
-          <w:color w:val="34495E"/>
-          <w:sz w:val="27"/>
-          <w:szCs w:val="27"/>
-          <w:lang w:val="en"/>
-        </w:rPr>
-        <w:t>JavaScript :</w:t>
-      </w:r>
-      <w:proofErr w:type="gramEnd"/>
+        <w:t xml:space="preserve"> JavaScript :</w:t>
+      </w:r>
     </w:p>
     <w:p>
       <w:pPr>
@@ -5341,22 +5098,8 @@
           <w:szCs w:val="27"/>
           <w:lang w:val="en"/>
         </w:rPr>
-        <w:t xml:space="preserve"> Node.js &amp; </w:t>
-      </w:r>
-      <w:proofErr w:type="gramStart"/>
-      <w:r>
-        <w:rPr>
-          <w:rFonts w:ascii="Segoe UI" w:eastAsia="Times New Roman" w:hAnsi="Segoe UI" w:cs="Segoe UI"/>
-          <w:b/>
-          <w:bCs/>
-          <w:color w:val="34495E"/>
-          <w:sz w:val="27"/>
-          <w:szCs w:val="27"/>
-          <w:lang w:val="en"/>
-        </w:rPr>
-        <w:t>Express.js :</w:t>
-      </w:r>
-      <w:proofErr w:type="gramEnd"/>
+        <w:t xml:space="preserve"> Node.js &amp; Express.js :</w:t>
+      </w:r>
     </w:p>
     <w:p>
       <w:pPr>
@@ -5492,22 +5235,8 @@
           <w:szCs w:val="27"/>
           <w:lang w:val="en"/>
         </w:rPr>
-        <w:t xml:space="preserve"> </w:t>
-      </w:r>
-      <w:proofErr w:type="gramStart"/>
-      <w:r>
-        <w:rPr>
-          <w:rFonts w:ascii="Segoe UI" w:eastAsia="Times New Roman" w:hAnsi="Segoe UI" w:cs="Segoe UI"/>
-          <w:b/>
-          <w:bCs/>
-          <w:color w:val="34495E"/>
-          <w:sz w:val="27"/>
-          <w:szCs w:val="27"/>
-          <w:lang w:val="en"/>
-        </w:rPr>
-        <w:t>MongoDB :</w:t>
-      </w:r>
-      <w:proofErr w:type="gramEnd"/>
+        <w:t xml:space="preserve"> MongoDB :</w:t>
+      </w:r>
     </w:p>
     <w:p>
       <w:pPr>
@@ -6657,7 +6386,7 @@
           <w:lang w:val="en"/>
         </w:rPr>
         <w:drawing>
-          <wp:inline distT="0" distB="0" distL="0" distR="0" wp14:anchorId="36DD194B" wp14:editId="5DC331C7">
+          <wp:inline distT="0" distB="0" distL="0" distR="0" wp14:anchorId="36DD194B" wp14:editId="33BCEDC6">
             <wp:extent cx="5931440" cy="5589767"/>
             <wp:effectExtent l="0" t="0" r="0" b="0"/>
             <wp:docPr id="3" name="Picture 3"/>
@@ -6746,59 +6475,7 @@
           <w:szCs w:val="39"/>
           <w:lang w:val="en"/>
         </w:rPr>
-        <w:t xml:space="preserve">ata Flow </w:t>
-      </w:r>
-      <w:proofErr w:type="gramStart"/>
-      <w:r>
-        <w:rPr>
-          <w:rFonts w:ascii="Segoe UI" w:eastAsia="Times New Roman" w:hAnsi="Segoe UI" w:cs="Segoe UI"/>
-          <w:b/>
-          <w:bCs/>
-          <w:color w:val="4472C4" w:themeColor="accent1"/>
-          <w:sz w:val="39"/>
-          <w:szCs w:val="39"/>
-          <w:lang w:val="en"/>
-        </w:rPr>
-        <w:t>Diagram(</w:t>
-      </w:r>
-      <w:proofErr w:type="gramEnd"/>
-      <w:r>
-        <w:rPr>
-          <w:rFonts w:ascii="Segoe UI" w:eastAsia="Times New Roman" w:hAnsi="Segoe UI" w:cs="Segoe UI"/>
-          <w:b/>
-          <w:bCs/>
-          <w:color w:val="4472C4" w:themeColor="accent1"/>
-          <w:sz w:val="39"/>
-          <w:szCs w:val="39"/>
-          <w:lang w:val="en"/>
-        </w:rPr>
-        <w:t xml:space="preserve">DFD) / Undefined Modeling </w:t>
-      </w:r>
-      <w:proofErr w:type="gramStart"/>
-      <w:r>
-        <w:rPr>
-          <w:rFonts w:ascii="Segoe UI" w:eastAsia="Times New Roman" w:hAnsi="Segoe UI" w:cs="Segoe UI"/>
-          <w:b/>
-          <w:bCs/>
-          <w:color w:val="4472C4" w:themeColor="accent1"/>
-          <w:sz w:val="39"/>
-          <w:szCs w:val="39"/>
-          <w:lang w:val="en"/>
-        </w:rPr>
-        <w:t>Language(</w:t>
-      </w:r>
-      <w:proofErr w:type="gramEnd"/>
-      <w:r>
-        <w:rPr>
-          <w:rFonts w:ascii="Segoe UI" w:eastAsia="Times New Roman" w:hAnsi="Segoe UI" w:cs="Segoe UI"/>
-          <w:b/>
-          <w:bCs/>
-          <w:color w:val="4472C4" w:themeColor="accent1"/>
-          <w:sz w:val="39"/>
-          <w:szCs w:val="39"/>
-          <w:lang w:val="en"/>
-        </w:rPr>
-        <w:t>UML)</w:t>
+        <w:t>ata Flow Diagram(DFD) / Undefined Modeling Language(UML)</w:t>
       </w:r>
     </w:p>
     <w:p>
@@ -7329,7 +7006,6 @@
                 <w:lang w:val="en"/>
               </w:rPr>
             </w:pPr>
-            <w:proofErr w:type="spellStart"/>
             <w:r>
               <w:rPr>
                 <w:rFonts w:ascii="Segoe UI" w:eastAsia="Times New Roman" w:hAnsi="Segoe UI" w:cs="Segoe UI"/>
@@ -7337,7 +7013,6 @@
               </w:rPr>
               <w:t>email_id</w:t>
             </w:r>
-            <w:proofErr w:type="spellEnd"/>
           </w:p>
         </w:tc>
         <w:tc>
@@ -8405,7 +8080,6 @@
                 <w:lang w:val="en"/>
               </w:rPr>
             </w:pPr>
-            <w:proofErr w:type="spellStart"/>
             <w:r>
               <w:rPr>
                 <w:rFonts w:ascii="Segoe UI" w:eastAsia="Times New Roman" w:hAnsi="Segoe UI" w:cs="Segoe UI"/>
@@ -8415,7 +8089,6 @@
               </w:rPr>
               <w:t>chalan_id</w:t>
             </w:r>
-            <w:proofErr w:type="spellEnd"/>
           </w:p>
         </w:tc>
         <w:tc>
@@ -8641,7 +8314,6 @@
                 <w:lang w:val="en"/>
               </w:rPr>
             </w:pPr>
-            <w:proofErr w:type="spellStart"/>
             <w:r>
               <w:rPr>
                 <w:rFonts w:ascii="Segoe UI" w:eastAsia="Times New Roman" w:hAnsi="Segoe UI" w:cs="Segoe UI"/>
@@ -8651,7 +8323,6 @@
               </w:rPr>
               <w:t>user_email</w:t>
             </w:r>
-            <w:proofErr w:type="spellEnd"/>
           </w:p>
         </w:tc>
         <w:tc>
@@ -8757,7 +8428,6 @@
                 <w:szCs w:val="22"/>
               </w:rPr>
             </w:pPr>
-            <w:proofErr w:type="spellStart"/>
             <w:r>
               <w:rPr>
                 <w:rFonts w:ascii="Segoe UI" w:eastAsia="Times New Roman" w:hAnsi="Segoe UI" w:cs="Segoe UI"/>
@@ -8767,7 +8437,6 @@
               </w:rPr>
               <w:t>party_type</w:t>
             </w:r>
-            <w:proofErr w:type="spellEnd"/>
           </w:p>
         </w:tc>
         <w:tc>
@@ -9053,7 +8722,6 @@
                 <w:lang w:val="en"/>
               </w:rPr>
             </w:pPr>
-            <w:proofErr w:type="spellStart"/>
             <w:r>
               <w:rPr>
                 <w:rFonts w:ascii="Segoe UI" w:eastAsia="Times New Roman" w:hAnsi="Segoe UI" w:cs="Segoe UI"/>
@@ -9061,7 +8729,6 @@
               </w:rPr>
               <w:t>chalan_id</w:t>
             </w:r>
-            <w:proofErr w:type="spellEnd"/>
           </w:p>
         </w:tc>
         <w:tc>
@@ -9157,7 +8824,6 @@
                 <w:lang w:val="en"/>
               </w:rPr>
             </w:pPr>
-            <w:proofErr w:type="spellStart"/>
             <w:r>
               <w:rPr>
                 <w:rFonts w:ascii="Segoe UI" w:eastAsia="Times New Roman" w:hAnsi="Segoe UI" w:cs="Segoe UI"/>
@@ -9165,7 +8831,6 @@
               </w:rPr>
               <w:t>chalan_name</w:t>
             </w:r>
-            <w:proofErr w:type="spellEnd"/>
           </w:p>
         </w:tc>
         <w:tc>
@@ -9261,7 +8926,6 @@
                 <w:lang w:val="en"/>
               </w:rPr>
             </w:pPr>
-            <w:proofErr w:type="spellStart"/>
             <w:r>
               <w:rPr>
                 <w:rFonts w:ascii="Segoe UI" w:eastAsia="Times New Roman" w:hAnsi="Segoe UI" w:cs="Segoe UI"/>
@@ -9269,7 +8933,6 @@
               </w:rPr>
               <w:t>user_email</w:t>
             </w:r>
-            <w:proofErr w:type="spellEnd"/>
           </w:p>
         </w:tc>
         <w:tc>
@@ -9553,7 +9216,6 @@
                 <w:lang w:val="en"/>
               </w:rPr>
             </w:pPr>
-            <w:proofErr w:type="spellStart"/>
             <w:r>
               <w:rPr>
                 <w:rFonts w:ascii="Segoe UI" w:eastAsia="Times New Roman" w:hAnsi="Segoe UI" w:cs="Segoe UI"/>
@@ -9561,7 +9223,6 @@
               </w:rPr>
               <w:t>invite_name</w:t>
             </w:r>
-            <w:proofErr w:type="spellEnd"/>
           </w:p>
         </w:tc>
         <w:tc>
@@ -9658,7 +9319,6 @@
                 <w:lang w:val="en"/>
               </w:rPr>
             </w:pPr>
-            <w:proofErr w:type="spellStart"/>
             <w:r>
               <w:rPr>
                 <w:rFonts w:ascii="Segoe UI" w:eastAsia="Times New Roman" w:hAnsi="Segoe UI" w:cs="Segoe UI"/>
@@ -9666,7 +9326,6 @@
               </w:rPr>
               <w:t>invite_email</w:t>
             </w:r>
-            <w:proofErr w:type="spellEnd"/>
           </w:p>
         </w:tc>
         <w:tc>
@@ -9763,7 +9422,6 @@
                 <w:lang w:val="en"/>
               </w:rPr>
             </w:pPr>
-            <w:proofErr w:type="spellStart"/>
             <w:r>
               <w:rPr>
                 <w:rFonts w:ascii="Segoe UI" w:eastAsia="Times New Roman" w:hAnsi="Segoe UI" w:cs="Segoe UI"/>
@@ -9771,7 +9429,6 @@
               </w:rPr>
               <w:t>inviter_email</w:t>
             </w:r>
-            <w:proofErr w:type="spellEnd"/>
           </w:p>
         </w:tc>
         <w:tc>
@@ -9865,7 +9522,6 @@
                 <w:color w:val="4A5568"/>
               </w:rPr>
             </w:pPr>
-            <w:proofErr w:type="spellStart"/>
             <w:r>
               <w:rPr>
                 <w:rFonts w:ascii="Segoe UI" w:eastAsia="Times New Roman" w:hAnsi="Segoe UI" w:cs="Segoe UI"/>
@@ -9873,7 +9529,6 @@
               </w:rPr>
               <w:t>cashbook_id</w:t>
             </w:r>
-            <w:proofErr w:type="spellEnd"/>
           </w:p>
         </w:tc>
         <w:tc>
@@ -10342,7 +9997,6 @@
                 <w:lang w:val="en"/>
               </w:rPr>
             </w:pPr>
-            <w:proofErr w:type="spellStart"/>
             <w:r>
               <w:rPr>
                 <w:rFonts w:ascii="Segoe UI" w:eastAsia="Times New Roman" w:hAnsi="Segoe UI" w:cs="Segoe UI"/>
@@ -10350,7 +10004,6 @@
               </w:rPr>
               <w:t>file_url</w:t>
             </w:r>
-            <w:proofErr w:type="spellEnd"/>
           </w:p>
         </w:tc>
         <w:tc>
@@ -10445,7 +10098,6 @@
                 <w:lang w:val="en"/>
               </w:rPr>
             </w:pPr>
-            <w:proofErr w:type="spellStart"/>
             <w:r>
               <w:rPr>
                 <w:rFonts w:ascii="Segoe UI" w:eastAsia="Times New Roman" w:hAnsi="Segoe UI" w:cs="Segoe UI"/>
@@ -10453,7 +10105,6 @@
               </w:rPr>
               <w:t>user_email</w:t>
             </w:r>
-            <w:proofErr w:type="spellEnd"/>
           </w:p>
         </w:tc>
         <w:tc>
@@ -10792,9 +10443,9 @@
           <w:lang w:val="en"/>
         </w:rPr>
         <w:drawing>
-          <wp:inline distT="0" distB="0" distL="0" distR="0" wp14:anchorId="310A635B" wp14:editId="1E9C595E">
-            <wp:extent cx="4389120" cy="2743200"/>
-            <wp:effectExtent l="0" t="0" r="0" b="6985"/>
+          <wp:inline distT="0" distB="0" distL="0" distR="0" wp14:anchorId="310A635B" wp14:editId="6C28A77F">
+            <wp:extent cx="4677294" cy="2923309"/>
+            <wp:effectExtent l="0" t="0" r="0" b="0"/>
             <wp:docPr id="6" name="Picture 6"/>
             <wp:cNvGraphicFramePr>
               <a:graphicFrameLocks xmlns:a="http://schemas.openxmlformats.org/drawingml/2006/main" noChangeAspect="1"/>
@@ -10824,7 +10475,7 @@
                   <pic:spPr bwMode="auto">
                     <a:xfrm>
                       <a:off x="0" y="0"/>
-                      <a:ext cx="4389120" cy="2743200"/>
+                      <a:ext cx="4679542" cy="2924714"/>
                     </a:xfrm>
                     <a:prstGeom prst="rect">
                       <a:avLst/>
@@ -10883,9 +10534,9 @@
           <w:lang w:val="en"/>
         </w:rPr>
         <w:drawing>
-          <wp:inline distT="0" distB="0" distL="0" distR="0" wp14:anchorId="6A473DCE" wp14:editId="3B978E4D">
-            <wp:extent cx="4389120" cy="2743200"/>
-            <wp:effectExtent l="0" t="0" r="0" b="6985"/>
+          <wp:inline distT="0" distB="0" distL="0" distR="0" wp14:anchorId="6A473DCE" wp14:editId="0C1D42E6">
+            <wp:extent cx="4768000" cy="2992582"/>
+            <wp:effectExtent l="0" t="0" r="0" b="0"/>
             <wp:docPr id="7" name="Picture 7"/>
             <wp:cNvGraphicFramePr>
               <a:graphicFrameLocks xmlns:a="http://schemas.openxmlformats.org/drawingml/2006/main" noChangeAspect="1"/>
@@ -10915,7 +10566,7 @@
                   <pic:spPr bwMode="auto">
                     <a:xfrm>
                       <a:off x="0" y="0"/>
-                      <a:ext cx="4572000" cy="2869565"/>
+                      <a:ext cx="4990670" cy="3132339"/>
                     </a:xfrm>
                     <a:prstGeom prst="rect">
                       <a:avLst/>
@@ -10973,9 +10624,9 @@
           <w:lang w:val="en"/>
         </w:rPr>
         <w:drawing>
-          <wp:inline distT="0" distB="0" distL="0" distR="0" wp14:anchorId="05DD29AD" wp14:editId="2F6E7552">
-            <wp:extent cx="4572000" cy="2869565"/>
-            <wp:effectExtent l="0" t="0" r="0" b="6985"/>
+          <wp:inline distT="0" distB="0" distL="0" distR="0" wp14:anchorId="05DD29AD" wp14:editId="1FBAF708">
+            <wp:extent cx="5434212" cy="2798619"/>
+            <wp:effectExtent l="0" t="0" r="0" b="0"/>
             <wp:docPr id="8" name="Picture 8"/>
             <wp:cNvGraphicFramePr>
               <a:graphicFrameLocks xmlns:a="http://schemas.openxmlformats.org/drawingml/2006/main" noChangeAspect="1"/>
@@ -10984,7 +10635,7 @@
               <a:graphicData uri="http://schemas.openxmlformats.org/drawingml/2006/picture">
                 <pic:pic xmlns:pic="http://schemas.openxmlformats.org/drawingml/2006/picture">
                   <pic:nvPicPr>
-                    <pic:cNvPr id="0" name="Picture 8"/>
+                    <pic:cNvPr id="8" name="Picture 8"/>
                     <pic:cNvPicPr>
                       <a:picLocks noChangeAspect="1" noChangeArrowheads="1"/>
                     </pic:cNvPicPr>
@@ -10997,7 +10648,6 @@
                         </a:ext>
                       </a:extLst>
                     </a:blip>
-                    <a:srcRect/>
                     <a:stretch>
                       <a:fillRect/>
                     </a:stretch>
@@ -11005,7 +10655,7 @@
                   <pic:spPr bwMode="auto">
                     <a:xfrm>
                       <a:off x="0" y="0"/>
-                      <a:ext cx="4572000" cy="2869565"/>
+                      <a:ext cx="5440364" cy="2801787"/>
                     </a:xfrm>
                     <a:prstGeom prst="rect">
                       <a:avLst/>
@@ -11064,9 +10714,9 @@
           <w:lang w:val="en"/>
         </w:rPr>
         <w:drawing>
-          <wp:inline distT="0" distB="0" distL="0" distR="0" wp14:anchorId="2DBD07F6" wp14:editId="56C71B48">
-            <wp:extent cx="4572000" cy="2869565"/>
-            <wp:effectExtent l="0" t="0" r="0" b="6985"/>
+          <wp:inline distT="0" distB="0" distL="0" distR="0" wp14:anchorId="2DBD07F6" wp14:editId="6C578798">
+            <wp:extent cx="5555173" cy="2881746"/>
+            <wp:effectExtent l="0" t="0" r="0" b="0"/>
             <wp:docPr id="9" name="Picture 9"/>
             <wp:cNvGraphicFramePr>
               <a:graphicFrameLocks xmlns:a="http://schemas.openxmlformats.org/drawingml/2006/main" noChangeAspect="1"/>
@@ -11075,7 +10725,7 @@
               <a:graphicData uri="http://schemas.openxmlformats.org/drawingml/2006/picture">
                 <pic:pic xmlns:pic="http://schemas.openxmlformats.org/drawingml/2006/picture">
                   <pic:nvPicPr>
-                    <pic:cNvPr id="0" name="Picture 9"/>
+                    <pic:cNvPr id="9" name="Picture 9"/>
                     <pic:cNvPicPr>
                       <a:picLocks noChangeAspect="1" noChangeArrowheads="1"/>
                     </pic:cNvPicPr>
@@ -11088,7 +10738,6 @@
                         </a:ext>
                       </a:extLst>
                     </a:blip>
-                    <a:srcRect/>
                     <a:stretch>
                       <a:fillRect/>
                     </a:stretch>
@@ -11096,7 +10745,7 @@
                   <pic:spPr bwMode="auto">
                     <a:xfrm>
                       <a:off x="0" y="0"/>
-                      <a:ext cx="4572000" cy="2869565"/>
+                      <a:ext cx="5570071" cy="2889474"/>
                     </a:xfrm>
                     <a:prstGeom prst="rect">
                       <a:avLst/>
@@ -11112,6 +10761,14 @@
           </wp:inline>
         </w:drawing>
       </w:r>
+      <w:r>
+        <w:rPr>
+          <w:rFonts w:ascii="Segoe UI" w:hAnsi="Segoe UI" w:cs="Segoe UI"/>
+          <w:color w:val="333333"/>
+          <w:lang w:val="en"/>
+        </w:rPr>
+        <w:br w:type="textWrapping" w:clear="all"/>
+      </w:r>
     </w:p>
     <w:p>
       <w:pPr>
@@ -11119,18 +10776,18 @@
         <w:shd w:val="clear" w:color="auto" w:fill="FFFFFF"/>
         <w:spacing w:before="450"/>
         <w:jc w:val="center"/>
-        <w:divId w:val="1028533213"/>
-        <w:rPr>
-          <w:rFonts w:ascii="Segoe UI" w:eastAsia="Times New Roman" w:hAnsi="Segoe UI" w:cs="Segoe UI"/>
-          <w:lang w:val="en"/>
-        </w:rPr>
-      </w:pPr>
-      <w:r>
-        <w:rPr>
-          <w:rFonts w:ascii="Segoe UI" w:eastAsia="Times New Roman" w:hAnsi="Segoe UI" w:cs="Segoe UI"/>
-          <w:lang w:val="en"/>
-        </w:rPr>
-        <w:t>Transaction Management</w:t>
+        <w:divId w:val="1804303905"/>
+        <w:rPr>
+          <w:rFonts w:ascii="Segoe UI" w:eastAsia="Times New Roman" w:hAnsi="Segoe UI" w:cs="Segoe UI"/>
+          <w:lang w:val="en"/>
+        </w:rPr>
+      </w:pPr>
+      <w:r>
+        <w:rPr>
+          <w:rFonts w:ascii="Segoe UI" w:eastAsia="Times New Roman" w:hAnsi="Segoe UI" w:cs="Segoe UI"/>
+          <w:lang w:val="en"/>
+        </w:rPr>
+        <w:t>Cashbook Management</w:t>
       </w:r>
     </w:p>
     <w:p>
@@ -11139,7 +10796,7 @@
         <w:shd w:val="clear" w:color="auto" w:fill="FFFFFF"/>
         <w:spacing w:after="300" w:afterAutospacing="0"/>
         <w:jc w:val="center"/>
-        <w:divId w:val="1848321198"/>
+        <w:divId w:val="1099133874"/>
         <w:rPr>
           <w:rFonts w:ascii="Segoe UI" w:hAnsi="Segoe UI" w:cs="Segoe UI"/>
           <w:color w:val="333333"/>
@@ -11154,10 +10811,10 @@
           <w:lang w:val="en"/>
         </w:rPr>
         <w:drawing>
-          <wp:inline distT="0" distB="0" distL="0" distR="0" wp14:anchorId="0DAFFF42" wp14:editId="55FFF0D6">
-            <wp:extent cx="4572000" cy="2869565"/>
-            <wp:effectExtent l="0" t="0" r="0" b="6985"/>
-            <wp:docPr id="10" name="Picture 10"/>
+          <wp:inline distT="0" distB="0" distL="0" distR="0" wp14:anchorId="3BBC4AFC" wp14:editId="1F3C875A">
+            <wp:extent cx="5216066" cy="2676493"/>
+            <wp:effectExtent l="0" t="0" r="0" b="0"/>
+            <wp:docPr id="11" name="Picture 11"/>
             <wp:cNvGraphicFramePr>
               <a:graphicFrameLocks xmlns:a="http://schemas.openxmlformats.org/drawingml/2006/main" noChangeAspect="1"/>
             </wp:cNvGraphicFramePr>
@@ -11165,7 +10822,7 @@
               <a:graphicData uri="http://schemas.openxmlformats.org/drawingml/2006/picture">
                 <pic:pic xmlns:pic="http://schemas.openxmlformats.org/drawingml/2006/picture">
                   <pic:nvPicPr>
-                    <pic:cNvPr id="0" name="Picture 10"/>
+                    <pic:cNvPr id="11" name="Picture 11"/>
                     <pic:cNvPicPr>
                       <a:picLocks noChangeAspect="1" noChangeArrowheads="1"/>
                     </pic:cNvPicPr>
@@ -11178,7 +10835,6 @@
                         </a:ext>
                       </a:extLst>
                     </a:blip>
-                    <a:srcRect/>
                     <a:stretch>
                       <a:fillRect/>
                     </a:stretch>
@@ -11186,7 +10842,7 @@
                   <pic:spPr bwMode="auto">
                     <a:xfrm>
                       <a:off x="0" y="0"/>
-                      <a:ext cx="4572000" cy="2869565"/>
+                      <a:ext cx="5216066" cy="2676493"/>
                     </a:xfrm>
                     <a:prstGeom prst="rect">
                       <a:avLst/>
@@ -11221,7 +10877,7 @@
           <w:lang w:val="en"/>
         </w:rPr>
         <w:lastRenderedPageBreak/>
-        <w:t>Cashbook Management</w:t>
+        <w:t>System Analytics</w:t>
       </w:r>
     </w:p>
     <w:p>
@@ -11230,7 +10886,7 @@
         <w:shd w:val="clear" w:color="auto" w:fill="FFFFFF"/>
         <w:spacing w:after="300" w:afterAutospacing="0"/>
         <w:jc w:val="center"/>
-        <w:divId w:val="1099133874"/>
+        <w:divId w:val="363554599"/>
         <w:rPr>
           <w:rFonts w:ascii="Segoe UI" w:hAnsi="Segoe UI" w:cs="Segoe UI"/>
           <w:color w:val="333333"/>
@@ -11245,10 +10901,10 @@
           <w:lang w:val="en"/>
         </w:rPr>
         <w:drawing>
-          <wp:inline distT="0" distB="0" distL="0" distR="0" wp14:anchorId="3BBC4AFC" wp14:editId="71A80620">
-            <wp:extent cx="4572000" cy="2869565"/>
-            <wp:effectExtent l="0" t="0" r="0" b="6985"/>
-            <wp:docPr id="11" name="Picture 11"/>
+          <wp:inline distT="0" distB="0" distL="0" distR="0" wp14:anchorId="20E877C2" wp14:editId="645B5AE5">
+            <wp:extent cx="5783938" cy="2978728"/>
+            <wp:effectExtent l="0" t="0" r="0" b="0"/>
+            <wp:docPr id="12" name="Picture 12"/>
             <wp:cNvGraphicFramePr>
               <a:graphicFrameLocks xmlns:a="http://schemas.openxmlformats.org/drawingml/2006/main" noChangeAspect="1"/>
             </wp:cNvGraphicFramePr>
@@ -11256,7 +10912,7 @@
               <a:graphicData uri="http://schemas.openxmlformats.org/drawingml/2006/picture">
                 <pic:pic xmlns:pic="http://schemas.openxmlformats.org/drawingml/2006/picture">
                   <pic:nvPicPr>
-                    <pic:cNvPr id="0" name="Picture 11"/>
+                    <pic:cNvPr id="12" name="Picture 12"/>
                     <pic:cNvPicPr>
                       <a:picLocks noChangeAspect="1" noChangeArrowheads="1"/>
                     </pic:cNvPicPr>
@@ -11269,7 +10925,6 @@
                         </a:ext>
                       </a:extLst>
                     </a:blip>
-                    <a:srcRect/>
                     <a:stretch>
                       <a:fillRect/>
                     </a:stretch>
@@ -11277,7 +10932,7 @@
                   <pic:spPr bwMode="auto">
                     <a:xfrm>
                       <a:off x="0" y="0"/>
-                      <a:ext cx="4572000" cy="2869565"/>
+                      <a:ext cx="5789937" cy="2981818"/>
                     </a:xfrm>
                     <a:prstGeom prst="rect">
                       <a:avLst/>
@@ -11296,22 +10951,80 @@
     </w:p>
     <w:p>
       <w:pPr>
+        <w:keepNext/>
+        <w:shd w:val="clear" w:color="auto" w:fill="FFFFFF"/>
+        <w:jc w:val="center"/>
+        <w:divId w:val="1860973129"/>
+        <w:rPr>
+          <w:rFonts w:ascii="Segoe UI Symbol" w:eastAsia="Times New Roman" w:hAnsi="Segoe UI Symbol" w:cs="Segoe UI Symbol"/>
+          <w:b/>
+          <w:bCs/>
+          <w:color w:val="00B0F0"/>
+          <w:sz w:val="33"/>
+          <w:szCs w:val="33"/>
+          <w:lang w:val="en"/>
+        </w:rPr>
+      </w:pPr>
+    </w:p>
+    <w:p>
+      <w:pPr>
+        <w:keepNext/>
+        <w:shd w:val="clear" w:color="auto" w:fill="FFFFFF"/>
+        <w:jc w:val="center"/>
+        <w:divId w:val="1860973129"/>
+        <w:rPr>
+          <w:rFonts w:ascii="Segoe UI" w:eastAsia="Times New Roman" w:hAnsi="Segoe UI" w:cs="Segoe UI"/>
+          <w:b/>
+          <w:bCs/>
+          <w:color w:val="00B0F0"/>
+          <w:sz w:val="33"/>
+          <w:szCs w:val="33"/>
+          <w:lang w:val="en"/>
+        </w:rPr>
+      </w:pPr>
+      <w:r>
+        <w:rPr>
+          <w:rFonts w:ascii="Segoe UI Symbol" w:eastAsia="Times New Roman" w:hAnsi="Segoe UI Symbol" w:cs="Segoe UI Symbol"/>
+          <w:b/>
+          <w:bCs/>
+          <w:color w:val="00B0F0"/>
+          <w:sz w:val="33"/>
+          <w:szCs w:val="33"/>
+          <w:lang w:val="en"/>
+        </w:rPr>
+        <w:t>❖</w:t>
+      </w:r>
+      <w:r>
+        <w:rPr>
+          <w:rFonts w:ascii="Segoe UI" w:eastAsia="Times New Roman" w:hAnsi="Segoe UI" w:cs="Segoe UI"/>
+          <w:b/>
+          <w:bCs/>
+          <w:color w:val="00B0F0"/>
+          <w:sz w:val="33"/>
+          <w:szCs w:val="33"/>
+          <w:lang w:val="en"/>
+        </w:rPr>
+        <w:t xml:space="preserve"> User side:</w:t>
+      </w:r>
+    </w:p>
+    <w:p>
+      <w:pPr>
         <w:pStyle w:val="Heading3"/>
         <w:shd w:val="clear" w:color="auto" w:fill="FFFFFF"/>
         <w:spacing w:before="450"/>
         <w:jc w:val="center"/>
-        <w:divId w:val="1804303905"/>
-        <w:rPr>
-          <w:rFonts w:ascii="Segoe UI" w:eastAsia="Times New Roman" w:hAnsi="Segoe UI" w:cs="Segoe UI"/>
-          <w:lang w:val="en"/>
-        </w:rPr>
-      </w:pPr>
-      <w:r>
-        <w:rPr>
-          <w:rFonts w:ascii="Segoe UI" w:eastAsia="Times New Roman" w:hAnsi="Segoe UI" w:cs="Segoe UI"/>
-          <w:lang w:val="en"/>
-        </w:rPr>
-        <w:t>System Analytics</w:t>
+        <w:divId w:val="90441455"/>
+        <w:rPr>
+          <w:rFonts w:ascii="Segoe UI" w:eastAsia="Times New Roman" w:hAnsi="Segoe UI" w:cs="Segoe UI"/>
+          <w:lang w:val="en"/>
+        </w:rPr>
+      </w:pPr>
+      <w:r>
+        <w:rPr>
+          <w:rFonts w:ascii="Segoe UI" w:eastAsia="Times New Roman" w:hAnsi="Segoe UI" w:cs="Segoe UI"/>
+          <w:lang w:val="en"/>
+        </w:rPr>
+        <w:t>Landing Page (Index)</w:t>
       </w:r>
     </w:p>
     <w:p>
@@ -11320,7 +11033,7 @@
         <w:shd w:val="clear" w:color="auto" w:fill="FFFFFF"/>
         <w:spacing w:after="300" w:afterAutospacing="0"/>
         <w:jc w:val="center"/>
-        <w:divId w:val="363554599"/>
+        <w:divId w:val="687486438"/>
         <w:rPr>
           <w:rFonts w:ascii="Segoe UI" w:hAnsi="Segoe UI" w:cs="Segoe UI"/>
           <w:color w:val="333333"/>
@@ -11335,10 +11048,10 @@
           <w:lang w:val="en"/>
         </w:rPr>
         <w:drawing>
-          <wp:inline distT="0" distB="0" distL="0" distR="0" wp14:anchorId="20E877C2" wp14:editId="3FF9EA8D">
-            <wp:extent cx="4572000" cy="2869565"/>
-            <wp:effectExtent l="0" t="0" r="0" b="6985"/>
-            <wp:docPr id="12" name="Picture 12"/>
+          <wp:inline distT="0" distB="0" distL="0" distR="0" wp14:anchorId="6DBCCE23" wp14:editId="5425E690">
+            <wp:extent cx="5982073" cy="3754582"/>
+            <wp:effectExtent l="0" t="0" r="0" b="0"/>
+            <wp:docPr id="13" name="Picture 13"/>
             <wp:cNvGraphicFramePr>
               <a:graphicFrameLocks xmlns:a="http://schemas.openxmlformats.org/drawingml/2006/main" noChangeAspect="1"/>
             </wp:cNvGraphicFramePr>
@@ -11346,7 +11059,7 @@
               <a:graphicData uri="http://schemas.openxmlformats.org/drawingml/2006/picture">
                 <pic:pic xmlns:pic="http://schemas.openxmlformats.org/drawingml/2006/picture">
                   <pic:nvPicPr>
-                    <pic:cNvPr id="0" name="Picture 12"/>
+                    <pic:cNvPr id="0" name="Picture 13"/>
                     <pic:cNvPicPr>
                       <a:picLocks noChangeAspect="1" noChangeArrowheads="1"/>
                     </pic:cNvPicPr>
@@ -11367,7 +11080,7 @@
                   <pic:spPr bwMode="auto">
                     <a:xfrm>
                       <a:off x="0" y="0"/>
-                      <a:ext cx="4572000" cy="2869565"/>
+                      <a:ext cx="5989820" cy="3759445"/>
                     </a:xfrm>
                     <a:prstGeom prst="rect">
                       <a:avLst/>
@@ -11386,48 +11099,6 @@
     </w:p>
     <w:p>
       <w:pPr>
-        <w:keepNext/>
-        <w:shd w:val="clear" w:color="auto" w:fill="FFFFFF"/>
-        <w:jc w:val="center"/>
-        <w:divId w:val="1860973129"/>
-        <w:rPr>
-          <w:rFonts w:ascii="Segoe UI" w:eastAsia="Times New Roman" w:hAnsi="Segoe UI" w:cs="Segoe UI"/>
-          <w:b/>
-          <w:bCs/>
-          <w:color w:val="00B0F0"/>
-          <w:sz w:val="33"/>
-          <w:szCs w:val="33"/>
-          <w:lang w:val="en"/>
-        </w:rPr>
-      </w:pPr>
-      <w:r>
-        <w:rPr>
-          <w:rFonts w:ascii="Segoe UI Symbol" w:eastAsia="Times New Roman" w:hAnsi="Segoe UI Symbol" w:cs="Segoe UI Symbol"/>
-          <w:b/>
-          <w:bCs/>
-          <w:color w:val="00B0F0"/>
-          <w:sz w:val="33"/>
-          <w:szCs w:val="33"/>
-          <w:lang w:val="en"/>
-        </w:rPr>
-        <w:lastRenderedPageBreak/>
-        <w:t>❖</w:t>
-      </w:r>
-      <w:r>
-        <w:rPr>
-          <w:rFonts w:ascii="Segoe UI" w:eastAsia="Times New Roman" w:hAnsi="Segoe UI" w:cs="Segoe UI"/>
-          <w:b/>
-          <w:bCs/>
-          <w:color w:val="00B0F0"/>
-          <w:sz w:val="33"/>
-          <w:szCs w:val="33"/>
-          <w:lang w:val="en"/>
-        </w:rPr>
-        <w:t xml:space="preserve"> User side:</w:t>
-      </w:r>
-    </w:p>
-    <w:p>
-      <w:pPr>
         <w:pStyle w:val="Heading3"/>
         <w:shd w:val="clear" w:color="auto" w:fill="FFFFFF"/>
         <w:spacing w:before="450"/>
@@ -11443,8 +11114,22 @@
           <w:rFonts w:ascii="Segoe UI" w:eastAsia="Times New Roman" w:hAnsi="Segoe UI" w:cs="Segoe UI"/>
           <w:lang w:val="en"/>
         </w:rPr>
-        <w:t>Landing Page (Index)</w:t>
-      </w:r>
+        <w:lastRenderedPageBreak/>
+        <w:t>User Login</w:t>
+      </w:r>
+    </w:p>
+    <w:p>
+      <w:pPr>
+        <w:pStyle w:val="Heading3"/>
+        <w:shd w:val="clear" w:color="auto" w:fill="FFFFFF"/>
+        <w:spacing w:before="450"/>
+        <w:jc w:val="center"/>
+        <w:divId w:val="90441455"/>
+        <w:rPr>
+          <w:rFonts w:ascii="Segoe UI" w:eastAsia="Times New Roman" w:hAnsi="Segoe UI" w:cs="Segoe UI"/>
+          <w:lang w:val="en"/>
+        </w:rPr>
+      </w:pPr>
     </w:p>
     <w:p>
       <w:pPr>
@@ -11452,7 +11137,7 @@
         <w:shd w:val="clear" w:color="auto" w:fill="FFFFFF"/>
         <w:spacing w:after="300" w:afterAutospacing="0"/>
         <w:jc w:val="center"/>
-        <w:divId w:val="687486438"/>
+        <w:divId w:val="1538274428"/>
         <w:rPr>
           <w:rFonts w:ascii="Segoe UI" w:hAnsi="Segoe UI" w:cs="Segoe UI"/>
           <w:color w:val="333333"/>
@@ -11467,10 +11152,10 @@
           <w:lang w:val="en"/>
         </w:rPr>
         <w:drawing>
-          <wp:inline distT="0" distB="0" distL="0" distR="0" wp14:anchorId="6DBCCE23" wp14:editId="47F292E3">
-            <wp:extent cx="4572000" cy="2869565"/>
-            <wp:effectExtent l="0" t="0" r="0" b="6985"/>
-            <wp:docPr id="13" name="Picture 13"/>
+          <wp:inline distT="0" distB="0" distL="0" distR="0" wp14:anchorId="60EBC012" wp14:editId="570090A3">
+            <wp:extent cx="6101359" cy="3158836"/>
+            <wp:effectExtent l="0" t="0" r="0" b="0"/>
+            <wp:docPr id="14" name="Picture 14"/>
             <wp:cNvGraphicFramePr>
               <a:graphicFrameLocks xmlns:a="http://schemas.openxmlformats.org/drawingml/2006/main" noChangeAspect="1"/>
             </wp:cNvGraphicFramePr>
@@ -11478,7 +11163,7 @@
               <a:graphicData uri="http://schemas.openxmlformats.org/drawingml/2006/picture">
                 <pic:pic xmlns:pic="http://schemas.openxmlformats.org/drawingml/2006/picture">
                   <pic:nvPicPr>
-                    <pic:cNvPr id="0" name="Picture 13"/>
+                    <pic:cNvPr id="14" name="Picture 14"/>
                     <pic:cNvPicPr>
                       <a:picLocks noChangeAspect="1" noChangeArrowheads="1"/>
                     </pic:cNvPicPr>
@@ -11491,7 +11176,6 @@
                         </a:ext>
                       </a:extLst>
                     </a:blip>
-                    <a:srcRect/>
                     <a:stretch>
                       <a:fillRect/>
                     </a:stretch>
@@ -11499,7 +11183,7 @@
                   <pic:spPr bwMode="auto">
                     <a:xfrm>
                       <a:off x="0" y="0"/>
-                      <a:ext cx="4572000" cy="2869565"/>
+                      <a:ext cx="6110618" cy="3163630"/>
                     </a:xfrm>
                     <a:prstGeom prst="rect">
                       <a:avLst/>
@@ -11518,39 +11202,6 @@
     </w:p>
     <w:p>
       <w:pPr>
-        <w:pStyle w:val="Heading3"/>
-        <w:shd w:val="clear" w:color="auto" w:fill="FFFFFF"/>
-        <w:spacing w:before="450"/>
-        <w:jc w:val="center"/>
-        <w:divId w:val="90441455"/>
-        <w:rPr>
-          <w:rFonts w:ascii="Segoe UI" w:eastAsia="Times New Roman" w:hAnsi="Segoe UI" w:cs="Segoe UI"/>
-          <w:lang w:val="en"/>
-        </w:rPr>
-      </w:pPr>
-      <w:r>
-        <w:rPr>
-          <w:rFonts w:ascii="Segoe UI" w:eastAsia="Times New Roman" w:hAnsi="Segoe UI" w:cs="Segoe UI"/>
-          <w:lang w:val="en"/>
-        </w:rPr>
-        <w:t>User Login</w:t>
-      </w:r>
-    </w:p>
-    <w:p>
-      <w:pPr>
-        <w:pStyle w:val="Heading3"/>
-        <w:shd w:val="clear" w:color="auto" w:fill="FFFFFF"/>
-        <w:spacing w:before="450"/>
-        <w:jc w:val="center"/>
-        <w:divId w:val="90441455"/>
-        <w:rPr>
-          <w:rFonts w:ascii="Segoe UI" w:eastAsia="Times New Roman" w:hAnsi="Segoe UI" w:cs="Segoe UI"/>
-          <w:lang w:val="en"/>
-        </w:rPr>
-      </w:pPr>
-    </w:p>
-    <w:p>
-      <w:pPr>
         <w:pStyle w:val="NormalWeb"/>
         <w:shd w:val="clear" w:color="auto" w:fill="FFFFFF"/>
         <w:spacing w:after="300" w:afterAutospacing="0"/>
@@ -11562,6 +11213,68 @@
           <w:lang w:val="en"/>
         </w:rPr>
       </w:pPr>
+    </w:p>
+    <w:p>
+      <w:pPr>
+        <w:pStyle w:val="NormalWeb"/>
+        <w:shd w:val="clear" w:color="auto" w:fill="FFFFFF"/>
+        <w:spacing w:after="300" w:afterAutospacing="0"/>
+        <w:jc w:val="center"/>
+        <w:divId w:val="1538274428"/>
+        <w:rPr>
+          <w:rFonts w:ascii="Segoe UI" w:hAnsi="Segoe UI" w:cs="Segoe UI"/>
+          <w:color w:val="333333"/>
+          <w:lang w:val="en"/>
+        </w:rPr>
+      </w:pPr>
+    </w:p>
+    <w:p>
+      <w:pPr>
+        <w:pStyle w:val="Heading3"/>
+        <w:shd w:val="clear" w:color="auto" w:fill="FFFFFF"/>
+        <w:spacing w:before="450"/>
+        <w:jc w:val="center"/>
+        <w:divId w:val="204417860"/>
+        <w:rPr>
+          <w:rFonts w:ascii="Segoe UI" w:eastAsia="Times New Roman" w:hAnsi="Segoe UI" w:cs="Segoe UI"/>
+          <w:lang w:val="en"/>
+        </w:rPr>
+      </w:pPr>
+      <w:r>
+        <w:rPr>
+          <w:rFonts w:ascii="Segoe UI" w:eastAsia="Times New Roman" w:hAnsi="Segoe UI" w:cs="Segoe UI"/>
+          <w:lang w:val="en"/>
+        </w:rPr>
+        <w:lastRenderedPageBreak/>
+        <w:t>User Register</w:t>
+      </w:r>
+    </w:p>
+    <w:p>
+      <w:pPr>
+        <w:pStyle w:val="Heading3"/>
+        <w:shd w:val="clear" w:color="auto" w:fill="FFFFFF"/>
+        <w:spacing w:before="450"/>
+        <w:jc w:val="center"/>
+        <w:divId w:val="204417860"/>
+        <w:rPr>
+          <w:rFonts w:ascii="Segoe UI" w:eastAsia="Times New Roman" w:hAnsi="Segoe UI" w:cs="Segoe UI"/>
+          <w:lang w:val="en"/>
+        </w:rPr>
+      </w:pPr>
+    </w:p>
+    <w:p>
+      <w:pPr>
+        <w:pStyle w:val="NormalWeb"/>
+        <w:shd w:val="clear" w:color="auto" w:fill="FFFFFF"/>
+        <w:spacing w:after="300" w:afterAutospacing="0"/>
+        <w:jc w:val="center"/>
+        <w:divId w:val="22633482"/>
+        <w:rPr>
+          <w:rFonts w:ascii="Segoe UI" w:hAnsi="Segoe UI" w:cs="Segoe UI"/>
+          <w:color w:val="333333"/>
+          <w:lang w:val="en"/>
+        </w:rPr>
+      </w:pPr>
       <w:r>
         <w:rPr>
           <w:rFonts w:ascii="Segoe UI" w:hAnsi="Segoe UI" w:cs="Segoe UI"/>
@@ -11570,10 +11283,10 @@
           <w:lang w:val="en"/>
         </w:rPr>
         <w:drawing>
-          <wp:inline distT="0" distB="0" distL="0" distR="0" wp14:anchorId="60EBC012" wp14:editId="75024E20">
-            <wp:extent cx="4572000" cy="2367046"/>
+          <wp:inline distT="0" distB="0" distL="0" distR="0" wp14:anchorId="273D1610" wp14:editId="6AAA61BE">
+            <wp:extent cx="5069151" cy="2632364"/>
             <wp:effectExtent l="0" t="0" r="0" b="0"/>
-            <wp:docPr id="14" name="Picture 14"/>
+            <wp:docPr id="15" name="Picture 15"/>
             <wp:cNvGraphicFramePr>
               <a:graphicFrameLocks xmlns:a="http://schemas.openxmlformats.org/drawingml/2006/main" noChangeAspect="1"/>
             </wp:cNvGraphicFramePr>
@@ -11581,7 +11294,7 @@
               <a:graphicData uri="http://schemas.openxmlformats.org/drawingml/2006/picture">
                 <pic:pic xmlns:pic="http://schemas.openxmlformats.org/drawingml/2006/picture">
                   <pic:nvPicPr>
-                    <pic:cNvPr id="14" name="Picture 14"/>
+                    <pic:cNvPr id="15" name="Picture 15"/>
                     <pic:cNvPicPr>
                       <a:picLocks noChangeAspect="1" noChangeArrowheads="1"/>
                     </pic:cNvPicPr>
@@ -11601,7 +11314,7 @@
                   <pic:spPr bwMode="auto">
                     <a:xfrm>
                       <a:off x="0" y="0"/>
-                      <a:ext cx="4572000" cy="2367046"/>
+                      <a:ext cx="5078661" cy="2637303"/>
                     </a:xfrm>
                     <a:prstGeom prst="rect">
                       <a:avLst/>
@@ -11620,34 +11333,6 @@
     </w:p>
     <w:p>
       <w:pPr>
-        <w:pStyle w:val="NormalWeb"/>
-        <w:shd w:val="clear" w:color="auto" w:fill="FFFFFF"/>
-        <w:spacing w:after="300" w:afterAutospacing="0"/>
-        <w:jc w:val="center"/>
-        <w:divId w:val="1538274428"/>
-        <w:rPr>
-          <w:rFonts w:ascii="Segoe UI" w:hAnsi="Segoe UI" w:cs="Segoe UI"/>
-          <w:color w:val="333333"/>
-          <w:lang w:val="en"/>
-        </w:rPr>
-      </w:pPr>
-    </w:p>
-    <w:p>
-      <w:pPr>
-        <w:pStyle w:val="NormalWeb"/>
-        <w:shd w:val="clear" w:color="auto" w:fill="FFFFFF"/>
-        <w:spacing w:after="300" w:afterAutospacing="0"/>
-        <w:jc w:val="center"/>
-        <w:divId w:val="1538274428"/>
-        <w:rPr>
-          <w:rFonts w:ascii="Segoe UI" w:hAnsi="Segoe UI" w:cs="Segoe UI"/>
-          <w:color w:val="333333"/>
-          <w:lang w:val="en"/>
-        </w:rPr>
-      </w:pPr>
-    </w:p>
-    <w:p>
-      <w:pPr>
         <w:pStyle w:val="Heading3"/>
         <w:shd w:val="clear" w:color="auto" w:fill="FFFFFF"/>
         <w:spacing w:before="450"/>
@@ -11663,21 +11348,8 @@
           <w:rFonts w:ascii="Segoe UI" w:eastAsia="Times New Roman" w:hAnsi="Segoe UI" w:cs="Segoe UI"/>
           <w:lang w:val="en"/>
         </w:rPr>
-        <w:t>User Register</w:t>
-      </w:r>
-    </w:p>
-    <w:p>
-      <w:pPr>
-        <w:pStyle w:val="Heading3"/>
-        <w:shd w:val="clear" w:color="auto" w:fill="FFFFFF"/>
-        <w:spacing w:before="450"/>
-        <w:jc w:val="center"/>
-        <w:divId w:val="204417860"/>
-        <w:rPr>
-          <w:rFonts w:ascii="Segoe UI" w:eastAsia="Times New Roman" w:hAnsi="Segoe UI" w:cs="Segoe UI"/>
-          <w:lang w:val="en"/>
-        </w:rPr>
-      </w:pPr>
+        <w:t>Dashboard (Home)</w:t>
+      </w:r>
     </w:p>
     <w:p>
       <w:pPr>
@@ -11685,7 +11357,7 @@
         <w:shd w:val="clear" w:color="auto" w:fill="FFFFFF"/>
         <w:spacing w:after="300" w:afterAutospacing="0"/>
         <w:jc w:val="center"/>
-        <w:divId w:val="22633482"/>
+        <w:divId w:val="126974067"/>
         <w:rPr>
           <w:rFonts w:ascii="Segoe UI" w:hAnsi="Segoe UI" w:cs="Segoe UI"/>
           <w:color w:val="333333"/>
@@ -11700,10 +11372,10 @@
           <w:lang w:val="en"/>
         </w:rPr>
         <w:drawing>
-          <wp:inline distT="0" distB="0" distL="0" distR="0" wp14:anchorId="273D1610" wp14:editId="226AC488">
-            <wp:extent cx="4572000" cy="2374198"/>
+          <wp:inline distT="0" distB="0" distL="0" distR="0" wp14:anchorId="03891500" wp14:editId="078DC215">
+            <wp:extent cx="5246613" cy="2708564"/>
             <wp:effectExtent l="0" t="0" r="0" b="0"/>
-            <wp:docPr id="15" name="Picture 15"/>
+            <wp:docPr id="16" name="Picture 16"/>
             <wp:cNvGraphicFramePr>
               <a:graphicFrameLocks xmlns:a="http://schemas.openxmlformats.org/drawingml/2006/main" noChangeAspect="1"/>
             </wp:cNvGraphicFramePr>
@@ -11711,7 +11383,7 @@
               <a:graphicData uri="http://schemas.openxmlformats.org/drawingml/2006/picture">
                 <pic:pic xmlns:pic="http://schemas.openxmlformats.org/drawingml/2006/picture">
                   <pic:nvPicPr>
-                    <pic:cNvPr id="15" name="Picture 15"/>
+                    <pic:cNvPr id="16" name="Picture 16"/>
                     <pic:cNvPicPr>
                       <a:picLocks noChangeAspect="1" noChangeArrowheads="1"/>
                     </pic:cNvPicPr>
@@ -11731,7 +11403,7 @@
                   <pic:spPr bwMode="auto">
                     <a:xfrm>
                       <a:off x="0" y="0"/>
-                      <a:ext cx="4572000" cy="2374198"/>
+                      <a:ext cx="5255015" cy="2712901"/>
                     </a:xfrm>
                     <a:prstGeom prst="rect">
                       <a:avLst/>
@@ -11754,18 +11426,19 @@
         <w:shd w:val="clear" w:color="auto" w:fill="FFFFFF"/>
         <w:spacing w:before="450"/>
         <w:jc w:val="center"/>
-        <w:divId w:val="204417860"/>
-        <w:rPr>
-          <w:rFonts w:ascii="Segoe UI" w:eastAsia="Times New Roman" w:hAnsi="Segoe UI" w:cs="Segoe UI"/>
-          <w:lang w:val="en"/>
-        </w:rPr>
-      </w:pPr>
-      <w:r>
-        <w:rPr>
-          <w:rFonts w:ascii="Segoe UI" w:eastAsia="Times New Roman" w:hAnsi="Segoe UI" w:cs="Segoe UI"/>
-          <w:lang w:val="en"/>
-        </w:rPr>
-        <w:t>Dashboard (Home)</w:t>
+        <w:divId w:val="139268204"/>
+        <w:rPr>
+          <w:rFonts w:ascii="Segoe UI" w:eastAsia="Times New Roman" w:hAnsi="Segoe UI" w:cs="Segoe UI"/>
+          <w:lang w:val="en"/>
+        </w:rPr>
+      </w:pPr>
+      <w:r>
+        <w:rPr>
+          <w:rFonts w:ascii="Segoe UI" w:eastAsia="Times New Roman" w:hAnsi="Segoe UI" w:cs="Segoe UI"/>
+          <w:lang w:val="en"/>
+        </w:rPr>
+        <w:lastRenderedPageBreak/>
+        <w:t>User Cashbooks</w:t>
       </w:r>
     </w:p>
     <w:p>
@@ -11774,7 +11447,7 @@
         <w:shd w:val="clear" w:color="auto" w:fill="FFFFFF"/>
         <w:spacing w:after="300" w:afterAutospacing="0"/>
         <w:jc w:val="center"/>
-        <w:divId w:val="126974067"/>
+        <w:divId w:val="1972515958"/>
         <w:rPr>
           <w:rFonts w:ascii="Segoe UI" w:hAnsi="Segoe UI" w:cs="Segoe UI"/>
           <w:color w:val="333333"/>
@@ -11789,10 +11462,10 @@
           <w:lang w:val="en"/>
         </w:rPr>
         <w:drawing>
-          <wp:inline distT="0" distB="0" distL="0" distR="0" wp14:anchorId="03891500" wp14:editId="542BCA40">
-            <wp:extent cx="4572000" cy="2869565"/>
-            <wp:effectExtent l="0" t="0" r="0" b="6985"/>
-            <wp:docPr id="16" name="Picture 16"/>
+          <wp:inline distT="0" distB="0" distL="0" distR="0" wp14:anchorId="794808C8" wp14:editId="465D6237">
+            <wp:extent cx="5467929" cy="2819400"/>
+            <wp:effectExtent l="0" t="0" r="0" b="0"/>
+            <wp:docPr id="17" name="Picture 17"/>
             <wp:cNvGraphicFramePr>
               <a:graphicFrameLocks xmlns:a="http://schemas.openxmlformats.org/drawingml/2006/main" noChangeAspect="1"/>
             </wp:cNvGraphicFramePr>
@@ -11800,7 +11473,7 @@
               <a:graphicData uri="http://schemas.openxmlformats.org/drawingml/2006/picture">
                 <pic:pic xmlns:pic="http://schemas.openxmlformats.org/drawingml/2006/picture">
                   <pic:nvPicPr>
-                    <pic:cNvPr id="0" name="Picture 16"/>
+                    <pic:cNvPr id="17" name="Picture 17"/>
                     <pic:cNvPicPr>
                       <a:picLocks noChangeAspect="1" noChangeArrowheads="1"/>
                     </pic:cNvPicPr>
@@ -11813,7 +11486,6 @@
                         </a:ext>
                       </a:extLst>
                     </a:blip>
-                    <a:srcRect/>
                     <a:stretch>
                       <a:fillRect/>
                     </a:stretch>
@@ -11821,7 +11493,7 @@
                   <pic:spPr bwMode="auto">
                     <a:xfrm>
                       <a:off x="0" y="0"/>
-                      <a:ext cx="4572000" cy="2869565"/>
+                      <a:ext cx="5484576" cy="2827983"/>
                     </a:xfrm>
                     <a:prstGeom prst="rect">
                       <a:avLst/>
@@ -11855,8 +11527,7 @@
           <w:rFonts w:ascii="Segoe UI" w:eastAsia="Times New Roman" w:hAnsi="Segoe UI" w:cs="Segoe UI"/>
           <w:lang w:val="en"/>
         </w:rPr>
-        <w:lastRenderedPageBreak/>
-        <w:t>User Cashbooks</w:t>
+        <w:t>Transactions Page</w:t>
       </w:r>
     </w:p>
     <w:p>
@@ -11865,7 +11536,7 @@
         <w:shd w:val="clear" w:color="auto" w:fill="FFFFFF"/>
         <w:spacing w:after="300" w:afterAutospacing="0"/>
         <w:jc w:val="center"/>
-        <w:divId w:val="1972515958"/>
+        <w:divId w:val="748234918"/>
         <w:rPr>
           <w:rFonts w:ascii="Segoe UI" w:hAnsi="Segoe UI" w:cs="Segoe UI"/>
           <w:color w:val="333333"/>
@@ -11880,10 +11551,10 @@
           <w:lang w:val="en"/>
         </w:rPr>
         <w:drawing>
-          <wp:inline distT="0" distB="0" distL="0" distR="0" wp14:anchorId="794808C8" wp14:editId="455B21C8">
-            <wp:extent cx="4572000" cy="2869565"/>
-            <wp:effectExtent l="0" t="0" r="0" b="6985"/>
-            <wp:docPr id="17" name="Picture 17"/>
+          <wp:inline distT="0" distB="0" distL="0" distR="0" wp14:anchorId="36729350" wp14:editId="3D963433">
+            <wp:extent cx="5535069" cy="2840182"/>
+            <wp:effectExtent l="0" t="0" r="0" b="0"/>
+            <wp:docPr id="18" name="Picture 18"/>
             <wp:cNvGraphicFramePr>
               <a:graphicFrameLocks xmlns:a="http://schemas.openxmlformats.org/drawingml/2006/main" noChangeAspect="1"/>
             </wp:cNvGraphicFramePr>
@@ -11891,7 +11562,7 @@
               <a:graphicData uri="http://schemas.openxmlformats.org/drawingml/2006/picture">
                 <pic:pic xmlns:pic="http://schemas.openxmlformats.org/drawingml/2006/picture">
                   <pic:nvPicPr>
-                    <pic:cNvPr id="0" name="Picture 17"/>
+                    <pic:cNvPr id="18" name="Picture 18"/>
                     <pic:cNvPicPr>
                       <a:picLocks noChangeAspect="1" noChangeArrowheads="1"/>
                     </pic:cNvPicPr>
@@ -11904,7 +11575,6 @@
                         </a:ext>
                       </a:extLst>
                     </a:blip>
-                    <a:srcRect/>
                     <a:stretch>
                       <a:fillRect/>
                     </a:stretch>
@@ -11912,7 +11582,7 @@
                   <pic:spPr bwMode="auto">
                     <a:xfrm>
                       <a:off x="0" y="0"/>
-                      <a:ext cx="4572000" cy="2869565"/>
+                      <a:ext cx="5540291" cy="2842861"/>
                     </a:xfrm>
                     <a:prstGeom prst="rect">
                       <a:avLst/>
@@ -11933,20 +11603,21 @@
       <w:pPr>
         <w:pStyle w:val="Heading3"/>
         <w:shd w:val="clear" w:color="auto" w:fill="FFFFFF"/>
-        <w:spacing w:before="450"/>
+        <w:spacing w:before="180" w:after="80"/>
         <w:jc w:val="center"/>
-        <w:divId w:val="139268204"/>
-        <w:rPr>
-          <w:rFonts w:ascii="Segoe UI" w:eastAsia="Times New Roman" w:hAnsi="Segoe UI" w:cs="Segoe UI"/>
-          <w:lang w:val="en"/>
-        </w:rPr>
-      </w:pPr>
-      <w:r>
-        <w:rPr>
-          <w:rFonts w:ascii="Segoe UI" w:eastAsia="Times New Roman" w:hAnsi="Segoe UI" w:cs="Segoe UI"/>
-          <w:lang w:val="en"/>
-        </w:rPr>
-        <w:t>Transactions Page</w:t>
+        <w:divId w:val="2091149621"/>
+        <w:rPr>
+          <w:rFonts w:ascii="Segoe UI" w:eastAsia="Times New Roman" w:hAnsi="Segoe UI" w:cs="Segoe UI"/>
+          <w:lang w:val="en"/>
+        </w:rPr>
+      </w:pPr>
+      <w:r>
+        <w:rPr>
+          <w:rFonts w:ascii="Segoe UI" w:eastAsia="Times New Roman" w:hAnsi="Segoe UI" w:cs="Segoe UI"/>
+          <w:lang w:val="en"/>
+        </w:rPr>
+        <w:lastRenderedPageBreak/>
+        <w:t>Add Transaction Popup</w:t>
       </w:r>
     </w:p>
     <w:p>
@@ -11955,7 +11626,7 @@
         <w:shd w:val="clear" w:color="auto" w:fill="FFFFFF"/>
         <w:spacing w:after="300" w:afterAutospacing="0"/>
         <w:jc w:val="center"/>
-        <w:divId w:val="748234918"/>
+        <w:divId w:val="344402102"/>
         <w:rPr>
           <w:rFonts w:ascii="Segoe UI" w:hAnsi="Segoe UI" w:cs="Segoe UI"/>
           <w:color w:val="333333"/>
@@ -11970,10 +11641,10 @@
           <w:lang w:val="en"/>
         </w:rPr>
         <w:drawing>
-          <wp:inline distT="0" distB="0" distL="0" distR="0" wp14:anchorId="36729350" wp14:editId="4A3A9B0D">
-            <wp:extent cx="4572000" cy="2869565"/>
-            <wp:effectExtent l="0" t="0" r="0" b="6985"/>
-            <wp:docPr id="18" name="Picture 18"/>
+          <wp:inline distT="0" distB="0" distL="0" distR="0" wp14:anchorId="25140880" wp14:editId="27385EEE">
+            <wp:extent cx="4959927" cy="3099954"/>
+            <wp:effectExtent l="0" t="0" r="0" b="0"/>
+            <wp:docPr id="19" name="Picture 19"/>
             <wp:cNvGraphicFramePr>
               <a:graphicFrameLocks xmlns:a="http://schemas.openxmlformats.org/drawingml/2006/main" noChangeAspect="1"/>
             </wp:cNvGraphicFramePr>
@@ -11981,7 +11652,7 @@
               <a:graphicData uri="http://schemas.openxmlformats.org/drawingml/2006/picture">
                 <pic:pic xmlns:pic="http://schemas.openxmlformats.org/drawingml/2006/picture">
                   <pic:nvPicPr>
-                    <pic:cNvPr id="0" name="Picture 18"/>
+                    <pic:cNvPr id="0" name="Picture 19"/>
                     <pic:cNvPicPr>
                       <a:picLocks noChangeAspect="1" noChangeArrowheads="1"/>
                     </pic:cNvPicPr>
@@ -12002,7 +11673,7 @@
                   <pic:spPr bwMode="auto">
                     <a:xfrm>
                       <a:off x="0" y="0"/>
-                      <a:ext cx="4572000" cy="2869565"/>
+                      <a:ext cx="4965403" cy="3103377"/>
                     </a:xfrm>
                     <a:prstGeom prst="rect">
                       <a:avLst/>
@@ -12036,8 +11707,7 @@
           <w:rFonts w:ascii="Segoe UI" w:eastAsia="Times New Roman" w:hAnsi="Segoe UI" w:cs="Segoe UI"/>
           <w:lang w:val="en"/>
         </w:rPr>
-        <w:lastRenderedPageBreak/>
-        <w:t>Add Transaction Popup</w:t>
+        <w:t>Party Ledger (Udhaar Book)</w:t>
       </w:r>
     </w:p>
     <w:p>
@@ -12046,7 +11716,7 @@
         <w:shd w:val="clear" w:color="auto" w:fill="FFFFFF"/>
         <w:spacing w:after="300" w:afterAutospacing="0"/>
         <w:jc w:val="center"/>
-        <w:divId w:val="344402102"/>
+        <w:divId w:val="1328286654"/>
         <w:rPr>
           <w:rFonts w:ascii="Segoe UI" w:hAnsi="Segoe UI" w:cs="Segoe UI"/>
           <w:color w:val="333333"/>
@@ -12061,10 +11731,10 @@
           <w:lang w:val="en"/>
         </w:rPr>
         <w:drawing>
-          <wp:inline distT="0" distB="0" distL="0" distR="0" wp14:anchorId="25140880" wp14:editId="0B7F018A">
-            <wp:extent cx="4389120" cy="2743200"/>
-            <wp:effectExtent l="0" t="0" r="0" b="6985"/>
-            <wp:docPr id="19" name="Picture 19"/>
+          <wp:inline distT="0" distB="0" distL="0" distR="0" wp14:anchorId="10F7602D" wp14:editId="6EAEA8FF">
+            <wp:extent cx="5589651" cy="2833254"/>
+            <wp:effectExtent l="0" t="0" r="0" b="0"/>
+            <wp:docPr id="20" name="Picture 20"/>
             <wp:cNvGraphicFramePr>
               <a:graphicFrameLocks xmlns:a="http://schemas.openxmlformats.org/drawingml/2006/main" noChangeAspect="1"/>
             </wp:cNvGraphicFramePr>
@@ -12072,7 +11742,7 @@
               <a:graphicData uri="http://schemas.openxmlformats.org/drawingml/2006/picture">
                 <pic:pic xmlns:pic="http://schemas.openxmlformats.org/drawingml/2006/picture">
                   <pic:nvPicPr>
-                    <pic:cNvPr id="0" name="Picture 19"/>
+                    <pic:cNvPr id="20" name="Picture 20"/>
                     <pic:cNvPicPr>
                       <a:picLocks noChangeAspect="1" noChangeArrowheads="1"/>
                     </pic:cNvPicPr>
@@ -12085,7 +11755,6 @@
                         </a:ext>
                       </a:extLst>
                     </a:blip>
-                    <a:srcRect/>
                     <a:stretch>
                       <a:fillRect/>
                     </a:stretch>
@@ -12093,7 +11762,7 @@
                   <pic:spPr bwMode="auto">
                     <a:xfrm>
                       <a:off x="0" y="0"/>
-                      <a:ext cx="4389120" cy="2743200"/>
+                      <a:ext cx="5599653" cy="2838324"/>
                     </a:xfrm>
                     <a:prstGeom prst="rect">
                       <a:avLst/>
@@ -12114,36 +11783,21 @@
       <w:pPr>
         <w:pStyle w:val="Heading3"/>
         <w:shd w:val="clear" w:color="auto" w:fill="FFFFFF"/>
-        <w:spacing w:before="180" w:after="80"/>
+        <w:spacing w:before="450"/>
         <w:jc w:val="center"/>
-        <w:divId w:val="2091149621"/>
-        <w:rPr>
-          <w:rFonts w:ascii="Segoe UI" w:eastAsia="Times New Roman" w:hAnsi="Segoe UI" w:cs="Segoe UI"/>
-          <w:lang w:val="en"/>
-        </w:rPr>
-      </w:pPr>
-      <w:r>
-        <w:rPr>
-          <w:rFonts w:ascii="Segoe UI" w:eastAsia="Times New Roman" w:hAnsi="Segoe UI" w:cs="Segoe UI"/>
-          <w:lang w:val="en"/>
-        </w:rPr>
-        <w:t>Party Ledger (</w:t>
-      </w:r>
-      <w:proofErr w:type="spellStart"/>
-      <w:r>
-        <w:rPr>
-          <w:rFonts w:ascii="Segoe UI" w:eastAsia="Times New Roman" w:hAnsi="Segoe UI" w:cs="Segoe UI"/>
-          <w:lang w:val="en"/>
-        </w:rPr>
-        <w:t>Udhaar</w:t>
-      </w:r>
-      <w:proofErr w:type="spellEnd"/>
-      <w:r>
-        <w:rPr>
-          <w:rFonts w:ascii="Segoe UI" w:eastAsia="Times New Roman" w:hAnsi="Segoe UI" w:cs="Segoe UI"/>
-          <w:lang w:val="en"/>
-        </w:rPr>
-        <w:t xml:space="preserve"> Book)</w:t>
+        <w:divId w:val="976758531"/>
+        <w:rPr>
+          <w:rFonts w:ascii="Segoe UI" w:eastAsia="Times New Roman" w:hAnsi="Segoe UI" w:cs="Segoe UI"/>
+          <w:lang w:val="en"/>
+        </w:rPr>
+      </w:pPr>
+      <w:r>
+        <w:rPr>
+          <w:rFonts w:ascii="Segoe UI" w:eastAsia="Times New Roman" w:hAnsi="Segoe UI" w:cs="Segoe UI"/>
+          <w:lang w:val="en"/>
+        </w:rPr>
+        <w:lastRenderedPageBreak/>
+        <w:t>EMI &amp; Subs</w:t>
       </w:r>
     </w:p>
     <w:p>
@@ -12152,7 +11806,7 @@
         <w:shd w:val="clear" w:color="auto" w:fill="FFFFFF"/>
         <w:spacing w:after="300" w:afterAutospacing="0"/>
         <w:jc w:val="center"/>
-        <w:divId w:val="1328286654"/>
+        <w:divId w:val="1250848308"/>
         <w:rPr>
           <w:rFonts w:ascii="Segoe UI" w:hAnsi="Segoe UI" w:cs="Segoe UI"/>
           <w:color w:val="333333"/>
@@ -12167,10 +11821,10 @@
           <w:lang w:val="en"/>
         </w:rPr>
         <w:drawing>
-          <wp:inline distT="0" distB="0" distL="0" distR="0" wp14:anchorId="10F7602D" wp14:editId="15C396DB">
-            <wp:extent cx="4389120" cy="2743200"/>
-            <wp:effectExtent l="0" t="0" r="0" b="6985"/>
-            <wp:docPr id="20" name="Picture 20"/>
+          <wp:inline distT="0" distB="0" distL="0" distR="0" wp14:anchorId="67ACC25E" wp14:editId="27EFC09C">
+            <wp:extent cx="5239538" cy="2701637"/>
+            <wp:effectExtent l="0" t="0" r="0" b="0"/>
+            <wp:docPr id="21" name="Picture 21"/>
             <wp:cNvGraphicFramePr>
               <a:graphicFrameLocks xmlns:a="http://schemas.openxmlformats.org/drawingml/2006/main" noChangeAspect="1"/>
             </wp:cNvGraphicFramePr>
@@ -12178,7 +11832,7 @@
               <a:graphicData uri="http://schemas.openxmlformats.org/drawingml/2006/picture">
                 <pic:pic xmlns:pic="http://schemas.openxmlformats.org/drawingml/2006/picture">
                   <pic:nvPicPr>
-                    <pic:cNvPr id="0" name="Picture 20"/>
+                    <pic:cNvPr id="21" name="Picture 21"/>
                     <pic:cNvPicPr>
                       <a:picLocks noChangeAspect="1" noChangeArrowheads="1"/>
                     </pic:cNvPicPr>
@@ -12191,7 +11845,6 @@
                         </a:ext>
                       </a:extLst>
                     </a:blip>
-                    <a:srcRect/>
                     <a:stretch>
                       <a:fillRect/>
                     </a:stretch>
@@ -12199,7 +11852,7 @@
                   <pic:spPr bwMode="auto">
                     <a:xfrm>
                       <a:off x="0" y="0"/>
-                      <a:ext cx="4389120" cy="2743200"/>
+                      <a:ext cx="5246300" cy="2705123"/>
                     </a:xfrm>
                     <a:prstGeom prst="rect">
                       <a:avLst/>
@@ -12233,8 +11886,7 @@
           <w:rFonts w:ascii="Segoe UI" w:eastAsia="Times New Roman" w:hAnsi="Segoe UI" w:cs="Segoe UI"/>
           <w:lang w:val="en"/>
         </w:rPr>
-        <w:lastRenderedPageBreak/>
-        <w:t>EMI &amp; Subs</w:t>
+        <w:t>Receipts Vault</w:t>
       </w:r>
     </w:p>
     <w:p>
@@ -12243,7 +11895,7 @@
         <w:shd w:val="clear" w:color="auto" w:fill="FFFFFF"/>
         <w:spacing w:after="300" w:afterAutospacing="0"/>
         <w:jc w:val="center"/>
-        <w:divId w:val="1250848308"/>
+        <w:divId w:val="1805661696"/>
         <w:rPr>
           <w:rFonts w:ascii="Segoe UI" w:hAnsi="Segoe UI" w:cs="Segoe UI"/>
           <w:color w:val="333333"/>
@@ -12258,10 +11910,10 @@
           <w:lang w:val="en"/>
         </w:rPr>
         <w:drawing>
-          <wp:inline distT="0" distB="0" distL="0" distR="0" wp14:anchorId="67ACC25E" wp14:editId="226A2968">
-            <wp:extent cx="4389120" cy="2743200"/>
-            <wp:effectExtent l="0" t="0" r="0" b="6985"/>
-            <wp:docPr id="21" name="Picture 21"/>
+          <wp:inline distT="0" distB="0" distL="0" distR="0" wp14:anchorId="245C54B0" wp14:editId="07858298">
+            <wp:extent cx="5071033" cy="2611582"/>
+            <wp:effectExtent l="0" t="0" r="0" b="0"/>
+            <wp:docPr id="22" name="Picture 22"/>
             <wp:cNvGraphicFramePr>
               <a:graphicFrameLocks xmlns:a="http://schemas.openxmlformats.org/drawingml/2006/main" noChangeAspect="1"/>
             </wp:cNvGraphicFramePr>
@@ -12269,7 +11921,7 @@
               <a:graphicData uri="http://schemas.openxmlformats.org/drawingml/2006/picture">
                 <pic:pic xmlns:pic="http://schemas.openxmlformats.org/drawingml/2006/picture">
                   <pic:nvPicPr>
-                    <pic:cNvPr id="0" name="Picture 21"/>
+                    <pic:cNvPr id="22" name="Picture 22"/>
                     <pic:cNvPicPr>
                       <a:picLocks noChangeAspect="1" noChangeArrowheads="1"/>
                     </pic:cNvPicPr>
@@ -12282,7 +11934,6 @@
                         </a:ext>
                       </a:extLst>
                     </a:blip>
-                    <a:srcRect/>
                     <a:stretch>
                       <a:fillRect/>
                     </a:stretch>
@@ -12290,7 +11941,7 @@
                   <pic:spPr bwMode="auto">
                     <a:xfrm>
                       <a:off x="0" y="0"/>
-                      <a:ext cx="4572000" cy="2869565"/>
+                      <a:ext cx="5074034" cy="2613127"/>
                     </a:xfrm>
                     <a:prstGeom prst="rect">
                       <a:avLst/>
@@ -12313,18 +11964,19 @@
         <w:shd w:val="clear" w:color="auto" w:fill="FFFFFF"/>
         <w:spacing w:before="450"/>
         <w:jc w:val="center"/>
-        <w:divId w:val="976758531"/>
-        <w:rPr>
-          <w:rFonts w:ascii="Segoe UI" w:eastAsia="Times New Roman" w:hAnsi="Segoe UI" w:cs="Segoe UI"/>
-          <w:lang w:val="en"/>
-        </w:rPr>
-      </w:pPr>
-      <w:r>
-        <w:rPr>
-          <w:rFonts w:ascii="Segoe UI" w:eastAsia="Times New Roman" w:hAnsi="Segoe UI" w:cs="Segoe UI"/>
-          <w:lang w:val="en"/>
-        </w:rPr>
-        <w:t>Receipts Vault</w:t>
+        <w:divId w:val="1946689483"/>
+        <w:rPr>
+          <w:rFonts w:ascii="Segoe UI" w:eastAsia="Times New Roman" w:hAnsi="Segoe UI" w:cs="Segoe UI"/>
+          <w:lang w:val="en"/>
+        </w:rPr>
+      </w:pPr>
+      <w:r>
+        <w:rPr>
+          <w:rFonts w:ascii="Segoe UI" w:eastAsia="Times New Roman" w:hAnsi="Segoe UI" w:cs="Segoe UI"/>
+          <w:lang w:val="en"/>
+        </w:rPr>
+        <w:lastRenderedPageBreak/>
+        <w:t>Reminders</w:t>
       </w:r>
     </w:p>
     <w:p>
@@ -12333,7 +11985,7 @@
         <w:shd w:val="clear" w:color="auto" w:fill="FFFFFF"/>
         <w:spacing w:after="300" w:afterAutospacing="0"/>
         <w:jc w:val="center"/>
-        <w:divId w:val="1805661696"/>
+        <w:divId w:val="841317476"/>
         <w:rPr>
           <w:rFonts w:ascii="Segoe UI" w:hAnsi="Segoe UI" w:cs="Segoe UI"/>
           <w:color w:val="333333"/>
@@ -12348,10 +12000,10 @@
           <w:lang w:val="en"/>
         </w:rPr>
         <w:drawing>
-          <wp:inline distT="0" distB="0" distL="0" distR="0" wp14:anchorId="245C54B0" wp14:editId="3CF691F5">
-            <wp:extent cx="4572000" cy="2869565"/>
-            <wp:effectExtent l="0" t="0" r="0" b="6985"/>
-            <wp:docPr id="22" name="Picture 22"/>
+          <wp:inline distT="0" distB="0" distL="0" distR="0" wp14:anchorId="283DC833" wp14:editId="789232EE">
+            <wp:extent cx="5066001" cy="3179619"/>
+            <wp:effectExtent l="0" t="0" r="0" b="0"/>
+            <wp:docPr id="23" name="Picture 23"/>
             <wp:cNvGraphicFramePr>
               <a:graphicFrameLocks xmlns:a="http://schemas.openxmlformats.org/drawingml/2006/main" noChangeAspect="1"/>
             </wp:cNvGraphicFramePr>
@@ -12359,7 +12011,7 @@
               <a:graphicData uri="http://schemas.openxmlformats.org/drawingml/2006/picture">
                 <pic:pic xmlns:pic="http://schemas.openxmlformats.org/drawingml/2006/picture">
                   <pic:nvPicPr>
-                    <pic:cNvPr id="0" name="Picture 22"/>
+                    <pic:cNvPr id="23" name="Picture 23"/>
                     <pic:cNvPicPr>
                       <a:picLocks noChangeAspect="1" noChangeArrowheads="1"/>
                     </pic:cNvPicPr>
@@ -12380,7 +12032,7 @@
                   <pic:spPr bwMode="auto">
                     <a:xfrm>
                       <a:off x="0" y="0"/>
-                      <a:ext cx="4572000" cy="2869565"/>
+                      <a:ext cx="5073332" cy="3184220"/>
                     </a:xfrm>
                     <a:prstGeom prst="rect">
                       <a:avLst/>
@@ -12414,8 +12066,7 @@
           <w:rFonts w:ascii="Segoe UI" w:eastAsia="Times New Roman" w:hAnsi="Segoe UI" w:cs="Segoe UI"/>
           <w:lang w:val="en"/>
         </w:rPr>
-        <w:lastRenderedPageBreak/>
-        <w:t>Reminders</w:t>
+        <w:t>Payment Mode</w:t>
       </w:r>
     </w:p>
     <w:p>
@@ -12424,7 +12075,7 @@
         <w:shd w:val="clear" w:color="auto" w:fill="FFFFFF"/>
         <w:spacing w:after="300" w:afterAutospacing="0"/>
         <w:jc w:val="center"/>
-        <w:divId w:val="841317476"/>
+        <w:divId w:val="1169754619"/>
         <w:rPr>
           <w:rFonts w:ascii="Segoe UI" w:hAnsi="Segoe UI" w:cs="Segoe UI"/>
           <w:color w:val="333333"/>
@@ -12439,10 +12090,10 @@
           <w:lang w:val="en"/>
         </w:rPr>
         <w:drawing>
-          <wp:inline distT="0" distB="0" distL="0" distR="0" wp14:anchorId="283DC833" wp14:editId="0E35B1E7">
-            <wp:extent cx="4572000" cy="2869565"/>
-            <wp:effectExtent l="0" t="0" r="0" b="6985"/>
-            <wp:docPr id="23" name="Picture 23"/>
+          <wp:inline distT="0" distB="0" distL="0" distR="0" wp14:anchorId="64BEEB9E" wp14:editId="59CF79EE">
+            <wp:extent cx="5701295" cy="2971800"/>
+            <wp:effectExtent l="0" t="0" r="0" b="0"/>
+            <wp:docPr id="24" name="Picture 24"/>
             <wp:cNvGraphicFramePr>
               <a:graphicFrameLocks xmlns:a="http://schemas.openxmlformats.org/drawingml/2006/main" noChangeAspect="1"/>
             </wp:cNvGraphicFramePr>
@@ -12450,7 +12101,7 @@
               <a:graphicData uri="http://schemas.openxmlformats.org/drawingml/2006/picture">
                 <pic:pic xmlns:pic="http://schemas.openxmlformats.org/drawingml/2006/picture">
                   <pic:nvPicPr>
-                    <pic:cNvPr id="0" name="Picture 23"/>
+                    <pic:cNvPr id="24" name="Picture 24"/>
                     <pic:cNvPicPr>
                       <a:picLocks noChangeAspect="1" noChangeArrowheads="1"/>
                     </pic:cNvPicPr>
@@ -12463,7 +12114,6 @@
                         </a:ext>
                       </a:extLst>
                     </a:blip>
-                    <a:srcRect/>
                     <a:stretch>
                       <a:fillRect/>
                     </a:stretch>
@@ -12471,7 +12121,7 @@
                   <pic:spPr bwMode="auto">
                     <a:xfrm>
                       <a:off x="0" y="0"/>
-                      <a:ext cx="4572000" cy="2869565"/>
+                      <a:ext cx="5706625" cy="2974578"/>
                     </a:xfrm>
                     <a:prstGeom prst="rect">
                       <a:avLst/>
@@ -12494,18 +12144,19 @@
         <w:shd w:val="clear" w:color="auto" w:fill="FFFFFF"/>
         <w:spacing w:before="450"/>
         <w:jc w:val="center"/>
-        <w:divId w:val="1946689483"/>
-        <w:rPr>
-          <w:rFonts w:ascii="Segoe UI" w:eastAsia="Times New Roman" w:hAnsi="Segoe UI" w:cs="Segoe UI"/>
-          <w:lang w:val="en"/>
-        </w:rPr>
-      </w:pPr>
-      <w:r>
-        <w:rPr>
-          <w:rFonts w:ascii="Segoe UI" w:eastAsia="Times New Roman" w:hAnsi="Segoe UI" w:cs="Segoe UI"/>
-          <w:lang w:val="en"/>
-        </w:rPr>
-        <w:t>Payment Mode</w:t>
+        <w:divId w:val="547495091"/>
+        <w:rPr>
+          <w:rFonts w:ascii="Segoe UI" w:eastAsia="Times New Roman" w:hAnsi="Segoe UI" w:cs="Segoe UI"/>
+          <w:lang w:val="en"/>
+        </w:rPr>
+      </w:pPr>
+      <w:r>
+        <w:rPr>
+          <w:rFonts w:ascii="Segoe UI" w:eastAsia="Times New Roman" w:hAnsi="Segoe UI" w:cs="Segoe UI"/>
+          <w:lang w:val="en"/>
+        </w:rPr>
+        <w:lastRenderedPageBreak/>
+        <w:t>Invitations</w:t>
       </w:r>
     </w:p>
     <w:p>
@@ -12514,7 +12165,7 @@
         <w:shd w:val="clear" w:color="auto" w:fill="FFFFFF"/>
         <w:spacing w:after="300" w:afterAutospacing="0"/>
         <w:jc w:val="center"/>
-        <w:divId w:val="1169754619"/>
+        <w:divId w:val="1154834707"/>
         <w:rPr>
           <w:rFonts w:ascii="Segoe UI" w:hAnsi="Segoe UI" w:cs="Segoe UI"/>
           <w:color w:val="333333"/>
@@ -12529,10 +12180,10 @@
           <w:lang w:val="en"/>
         </w:rPr>
         <w:drawing>
-          <wp:inline distT="0" distB="0" distL="0" distR="0" wp14:anchorId="64BEEB9E" wp14:editId="62631551">
-            <wp:extent cx="4572000" cy="2869565"/>
-            <wp:effectExtent l="0" t="0" r="0" b="6985"/>
-            <wp:docPr id="24" name="Picture 24"/>
+          <wp:inline distT="0" distB="0" distL="0" distR="0" wp14:anchorId="49AD1716" wp14:editId="3EDA5A85">
+            <wp:extent cx="5022273" cy="2605304"/>
+            <wp:effectExtent l="0" t="0" r="0" b="0"/>
+            <wp:docPr id="25" name="Picture 25"/>
             <wp:cNvGraphicFramePr>
               <a:graphicFrameLocks xmlns:a="http://schemas.openxmlformats.org/drawingml/2006/main" noChangeAspect="1"/>
             </wp:cNvGraphicFramePr>
@@ -12540,7 +12191,7 @@
               <a:graphicData uri="http://schemas.openxmlformats.org/drawingml/2006/picture">
                 <pic:pic xmlns:pic="http://schemas.openxmlformats.org/drawingml/2006/picture">
                   <pic:nvPicPr>
-                    <pic:cNvPr id="0" name="Picture 24"/>
+                    <pic:cNvPr id="25" name="Picture 25"/>
                     <pic:cNvPicPr>
                       <a:picLocks noChangeAspect="1" noChangeArrowheads="1"/>
                     </pic:cNvPicPr>
@@ -12553,7 +12204,6 @@
                         </a:ext>
                       </a:extLst>
                     </a:blip>
-                    <a:srcRect/>
                     <a:stretch>
                       <a:fillRect/>
                     </a:stretch>
@@ -12561,7 +12211,7 @@
                   <pic:spPr bwMode="auto">
                     <a:xfrm>
                       <a:off x="0" y="0"/>
-                      <a:ext cx="4572000" cy="2869565"/>
+                      <a:ext cx="5030570" cy="2609608"/>
                     </a:xfrm>
                     <a:prstGeom prst="rect">
                       <a:avLst/>
@@ -12595,8 +12245,7 @@
           <w:rFonts w:ascii="Segoe UI" w:eastAsia="Times New Roman" w:hAnsi="Segoe UI" w:cs="Segoe UI"/>
           <w:lang w:val="en"/>
         </w:rPr>
-        <w:lastRenderedPageBreak/>
-        <w:t>Invitations</w:t>
+        <w:t>Reports</w:t>
       </w:r>
     </w:p>
     <w:p>
@@ -12605,7 +12254,7 @@
         <w:shd w:val="clear" w:color="auto" w:fill="FFFFFF"/>
         <w:spacing w:after="300" w:afterAutospacing="0"/>
         <w:jc w:val="center"/>
-        <w:divId w:val="1154834707"/>
+        <w:divId w:val="894781853"/>
         <w:rPr>
           <w:rFonts w:ascii="Segoe UI" w:hAnsi="Segoe UI" w:cs="Segoe UI"/>
           <w:color w:val="333333"/>
@@ -12620,10 +12269,10 @@
           <w:lang w:val="en"/>
         </w:rPr>
         <w:drawing>
-          <wp:inline distT="0" distB="0" distL="0" distR="0" wp14:anchorId="49AD1716" wp14:editId="00E16818">
-            <wp:extent cx="4572000" cy="2869565"/>
-            <wp:effectExtent l="0" t="0" r="0" b="6985"/>
-            <wp:docPr id="25" name="Picture 25"/>
+          <wp:inline distT="0" distB="0" distL="0" distR="0" wp14:anchorId="2061C8F3" wp14:editId="3E0E1F7A">
+            <wp:extent cx="5332730" cy="2985655"/>
+            <wp:effectExtent l="0" t="0" r="0" b="0"/>
+            <wp:docPr id="26" name="Picture 26"/>
             <wp:cNvGraphicFramePr>
               <a:graphicFrameLocks xmlns:a="http://schemas.openxmlformats.org/drawingml/2006/main" noChangeAspect="1"/>
             </wp:cNvGraphicFramePr>
@@ -12631,7 +12280,7 @@
               <a:graphicData uri="http://schemas.openxmlformats.org/drawingml/2006/picture">
                 <pic:pic xmlns:pic="http://schemas.openxmlformats.org/drawingml/2006/picture">
                   <pic:nvPicPr>
-                    <pic:cNvPr id="0" name="Picture 25"/>
+                    <pic:cNvPr id="26" name="Picture 26"/>
                     <pic:cNvPicPr>
                       <a:picLocks noChangeAspect="1" noChangeArrowheads="1"/>
                     </pic:cNvPicPr>
@@ -12644,7 +12293,6 @@
                         </a:ext>
                       </a:extLst>
                     </a:blip>
-                    <a:srcRect/>
                     <a:stretch>
                       <a:fillRect/>
                     </a:stretch>
@@ -12652,7 +12300,7 @@
                   <pic:spPr bwMode="auto">
                     <a:xfrm>
                       <a:off x="0" y="0"/>
-                      <a:ext cx="4572000" cy="2869565"/>
+                      <a:ext cx="5342087" cy="2990894"/>
                     </a:xfrm>
                     <a:prstGeom prst="rect">
                       <a:avLst/>
@@ -12675,18 +12323,19 @@
         <w:shd w:val="clear" w:color="auto" w:fill="FFFFFF"/>
         <w:spacing w:before="450"/>
         <w:jc w:val="center"/>
-        <w:divId w:val="547495091"/>
-        <w:rPr>
-          <w:rFonts w:ascii="Segoe UI" w:eastAsia="Times New Roman" w:hAnsi="Segoe UI" w:cs="Segoe UI"/>
-          <w:lang w:val="en"/>
-        </w:rPr>
-      </w:pPr>
-      <w:r>
-        <w:rPr>
-          <w:rFonts w:ascii="Segoe UI" w:eastAsia="Times New Roman" w:hAnsi="Segoe UI" w:cs="Segoe UI"/>
-          <w:lang w:val="en"/>
-        </w:rPr>
-        <w:t>Reports</w:t>
+        <w:divId w:val="961113593"/>
+        <w:rPr>
+          <w:rFonts w:ascii="Segoe UI" w:eastAsia="Times New Roman" w:hAnsi="Segoe UI" w:cs="Segoe UI"/>
+          <w:lang w:val="en"/>
+        </w:rPr>
+      </w:pPr>
+      <w:r>
+        <w:rPr>
+          <w:rFonts w:ascii="Segoe UI" w:eastAsia="Times New Roman" w:hAnsi="Segoe UI" w:cs="Segoe UI"/>
+          <w:lang w:val="en"/>
+        </w:rPr>
+        <w:lastRenderedPageBreak/>
+        <w:t>History</w:t>
       </w:r>
     </w:p>
     <w:p>
@@ -12695,7 +12344,7 @@
         <w:shd w:val="clear" w:color="auto" w:fill="FFFFFF"/>
         <w:spacing w:after="300" w:afterAutospacing="0"/>
         <w:jc w:val="center"/>
-        <w:divId w:val="894781853"/>
+        <w:divId w:val="277639912"/>
         <w:rPr>
           <w:rFonts w:ascii="Segoe UI" w:hAnsi="Segoe UI" w:cs="Segoe UI"/>
           <w:color w:val="333333"/>
@@ -12710,10 +12359,10 @@
           <w:lang w:val="en"/>
         </w:rPr>
         <w:drawing>
-          <wp:inline distT="0" distB="0" distL="0" distR="0" wp14:anchorId="2061C8F3" wp14:editId="41CA1701">
+          <wp:inline distT="0" distB="0" distL="0" distR="0" wp14:anchorId="20BF551C" wp14:editId="69DC4182">
             <wp:extent cx="4572000" cy="2869565"/>
             <wp:effectExtent l="0" t="0" r="0" b="6985"/>
-            <wp:docPr id="26" name="Picture 26"/>
+            <wp:docPr id="27" name="Picture 27"/>
             <wp:cNvGraphicFramePr>
               <a:graphicFrameLocks xmlns:a="http://schemas.openxmlformats.org/drawingml/2006/main" noChangeAspect="1"/>
             </wp:cNvGraphicFramePr>
@@ -12721,7 +12370,7 @@
               <a:graphicData uri="http://schemas.openxmlformats.org/drawingml/2006/picture">
                 <pic:pic xmlns:pic="http://schemas.openxmlformats.org/drawingml/2006/picture">
                   <pic:nvPicPr>
-                    <pic:cNvPr id="0" name="Picture 26"/>
+                    <pic:cNvPr id="0" name="Picture 27"/>
                     <pic:cNvPicPr>
                       <a:picLocks noChangeAspect="1" noChangeArrowheads="1"/>
                     </pic:cNvPicPr>
@@ -12776,8 +12425,7 @@
           <w:rFonts w:ascii="Segoe UI" w:eastAsia="Times New Roman" w:hAnsi="Segoe UI" w:cs="Segoe UI"/>
           <w:lang w:val="en"/>
         </w:rPr>
-        <w:lastRenderedPageBreak/>
-        <w:t>History</w:t>
+        <w:t>Profile</w:t>
       </w:r>
     </w:p>
     <w:p>
@@ -12786,7 +12434,7 @@
         <w:shd w:val="clear" w:color="auto" w:fill="FFFFFF"/>
         <w:spacing w:after="300" w:afterAutospacing="0"/>
         <w:jc w:val="center"/>
-        <w:divId w:val="277639912"/>
+        <w:divId w:val="1363286983"/>
         <w:rPr>
           <w:rFonts w:ascii="Segoe UI" w:hAnsi="Segoe UI" w:cs="Segoe UI"/>
           <w:color w:val="333333"/>
@@ -12801,10 +12449,10 @@
           <w:lang w:val="en"/>
         </w:rPr>
         <w:drawing>
-          <wp:inline distT="0" distB="0" distL="0" distR="0" wp14:anchorId="20BF551C" wp14:editId="69DC4182">
-            <wp:extent cx="4572000" cy="2869565"/>
-            <wp:effectExtent l="0" t="0" r="0" b="6985"/>
-            <wp:docPr id="27" name="Picture 27"/>
+          <wp:inline distT="0" distB="0" distL="0" distR="0" wp14:anchorId="55B49ACD" wp14:editId="2DFA3939">
+            <wp:extent cx="5374696" cy="2784764"/>
+            <wp:effectExtent l="0" t="0" r="0" b="0"/>
+            <wp:docPr id="28" name="Picture 28"/>
             <wp:cNvGraphicFramePr>
               <a:graphicFrameLocks xmlns:a="http://schemas.openxmlformats.org/drawingml/2006/main" noChangeAspect="1"/>
             </wp:cNvGraphicFramePr>
@@ -12812,7 +12460,7 @@
               <a:graphicData uri="http://schemas.openxmlformats.org/drawingml/2006/picture">
                 <pic:pic xmlns:pic="http://schemas.openxmlformats.org/drawingml/2006/picture">
                   <pic:nvPicPr>
-                    <pic:cNvPr id="0" name="Picture 27"/>
+                    <pic:cNvPr id="28" name="Picture 28"/>
                     <pic:cNvPicPr>
                       <a:picLocks noChangeAspect="1" noChangeArrowheads="1"/>
                     </pic:cNvPicPr>
@@ -12825,7 +12473,6 @@
                         </a:ext>
                       </a:extLst>
                     </a:blip>
-                    <a:srcRect/>
                     <a:stretch>
                       <a:fillRect/>
                     </a:stretch>
@@ -12833,7 +12480,7 @@
                   <pic:spPr bwMode="auto">
                     <a:xfrm>
                       <a:off x="0" y="0"/>
-                      <a:ext cx="4572000" cy="2869565"/>
+                      <a:ext cx="5382872" cy="2789000"/>
                     </a:xfrm>
                     <a:prstGeom prst="rect">
                       <a:avLst/>
@@ -12856,18 +12503,19 @@
         <w:shd w:val="clear" w:color="auto" w:fill="FFFFFF"/>
         <w:spacing w:before="450"/>
         <w:jc w:val="center"/>
-        <w:divId w:val="961113593"/>
-        <w:rPr>
-          <w:rFonts w:ascii="Segoe UI" w:eastAsia="Times New Roman" w:hAnsi="Segoe UI" w:cs="Segoe UI"/>
-          <w:lang w:val="en"/>
-        </w:rPr>
-      </w:pPr>
-      <w:r>
-        <w:rPr>
-          <w:rFonts w:ascii="Segoe UI" w:eastAsia="Times New Roman" w:hAnsi="Segoe UI" w:cs="Segoe UI"/>
-          <w:lang w:val="en"/>
-        </w:rPr>
-        <w:t>Profile</w:t>
+        <w:divId w:val="1619096321"/>
+        <w:rPr>
+          <w:rFonts w:ascii="Segoe UI" w:eastAsia="Times New Roman" w:hAnsi="Segoe UI" w:cs="Segoe UI"/>
+          <w:lang w:val="en"/>
+        </w:rPr>
+      </w:pPr>
+      <w:r>
+        <w:rPr>
+          <w:rFonts w:ascii="Segoe UI" w:eastAsia="Times New Roman" w:hAnsi="Segoe UI" w:cs="Segoe UI"/>
+          <w:lang w:val="en"/>
+        </w:rPr>
+        <w:lastRenderedPageBreak/>
+        <w:t>Active Sessions</w:t>
       </w:r>
     </w:p>
     <w:p>
@@ -12876,10 +12524,9 @@
         <w:shd w:val="clear" w:color="auto" w:fill="FFFFFF"/>
         <w:spacing w:after="300" w:afterAutospacing="0"/>
         <w:jc w:val="center"/>
-        <w:divId w:val="1363286983"/>
-        <w:rPr>
-          <w:rFonts w:ascii="Segoe UI" w:hAnsi="Segoe UI" w:cs="Segoe UI"/>
-          <w:color w:val="333333"/>
+        <w:divId w:val="1669022257"/>
+        <w:rPr>
+          <w:rFonts w:ascii="Segoe UI" w:eastAsia="Times New Roman" w:hAnsi="Segoe UI" w:cs="Segoe UI"/>
           <w:lang w:val="en"/>
         </w:rPr>
       </w:pPr>
@@ -12891,10 +12538,10 @@
           <w:lang w:val="en"/>
         </w:rPr>
         <w:drawing>
-          <wp:inline distT="0" distB="0" distL="0" distR="0" wp14:anchorId="55B49ACD" wp14:editId="37E867A0">
-            <wp:extent cx="4572000" cy="2869565"/>
-            <wp:effectExtent l="0" t="0" r="0" b="6985"/>
-            <wp:docPr id="28" name="Picture 28"/>
+          <wp:inline distT="0" distB="0" distL="0" distR="0" wp14:anchorId="7C1154F3" wp14:editId="3093B7AD">
+            <wp:extent cx="5618018" cy="2900301"/>
+            <wp:effectExtent l="0" t="0" r="0" b="0"/>
+            <wp:docPr id="29" name="Picture 29"/>
             <wp:cNvGraphicFramePr>
               <a:graphicFrameLocks xmlns:a="http://schemas.openxmlformats.org/drawingml/2006/main" noChangeAspect="1"/>
             </wp:cNvGraphicFramePr>
@@ -12902,7 +12549,7 @@
               <a:graphicData uri="http://schemas.openxmlformats.org/drawingml/2006/picture">
                 <pic:pic xmlns:pic="http://schemas.openxmlformats.org/drawingml/2006/picture">
                   <pic:nvPicPr>
-                    <pic:cNvPr id="0" name="Picture 28"/>
+                    <pic:cNvPr id="29" name="Picture 29"/>
                     <pic:cNvPicPr>
                       <a:picLocks noChangeAspect="1" noChangeArrowheads="1"/>
                     </pic:cNvPicPr>
@@ -12915,7 +12562,6 @@
                         </a:ext>
                       </a:extLst>
                     </a:blip>
-                    <a:srcRect/>
                     <a:stretch>
                       <a:fillRect/>
                     </a:stretch>
@@ -12923,7 +12569,7 @@
                   <pic:spPr bwMode="auto">
                     <a:xfrm>
                       <a:off x="0" y="0"/>
-                      <a:ext cx="4572000" cy="2869565"/>
+                      <a:ext cx="5654657" cy="2919216"/>
                     </a:xfrm>
                     <a:prstGeom prst="rect">
                       <a:avLst/>
@@ -12942,35 +12588,43 @@
     </w:p>
     <w:p>
       <w:pPr>
-        <w:pStyle w:val="Heading3"/>
-        <w:shd w:val="clear" w:color="auto" w:fill="FFFFFF"/>
-        <w:spacing w:before="450"/>
-        <w:jc w:val="center"/>
-        <w:divId w:val="1619096321"/>
-        <w:rPr>
-          <w:rFonts w:ascii="Segoe UI" w:eastAsia="Times New Roman" w:hAnsi="Segoe UI" w:cs="Segoe UI"/>
-          <w:lang w:val="en"/>
-        </w:rPr>
-      </w:pPr>
-      <w:r>
-        <w:rPr>
-          <w:rFonts w:ascii="Segoe UI" w:eastAsia="Times New Roman" w:hAnsi="Segoe UI" w:cs="Segoe UI"/>
-          <w:lang w:val="en"/>
-        </w:rPr>
-        <w:lastRenderedPageBreak/>
-        <w:t>Active Sessions</w:t>
-      </w:r>
-    </w:p>
-    <w:p>
-      <w:pPr>
         <w:pStyle w:val="NormalWeb"/>
         <w:shd w:val="clear" w:color="auto" w:fill="FFFFFF"/>
         <w:spacing w:after="300" w:afterAutospacing="0"/>
         <w:jc w:val="center"/>
-        <w:divId w:val="493572921"/>
-        <w:rPr>
-          <w:rFonts w:ascii="Segoe UI" w:hAnsi="Segoe UI" w:cs="Segoe UI"/>
-          <w:color w:val="333333"/>
+        <w:divId w:val="1669022257"/>
+        <w:rPr>
+          <w:rFonts w:ascii="Segoe UI" w:eastAsia="Times New Roman" w:hAnsi="Segoe UI" w:cs="Segoe UI"/>
+          <w:b/>
+          <w:bCs/>
+          <w:sz w:val="27"/>
+          <w:szCs w:val="27"/>
+          <w:lang w:val="en"/>
+        </w:rPr>
+      </w:pPr>
+      <w:r>
+        <w:rPr>
+          <w:rFonts w:ascii="Segoe UI" w:eastAsia="Times New Roman" w:hAnsi="Segoe UI" w:cs="Segoe UI"/>
+          <w:b/>
+          <w:bCs/>
+          <w:sz w:val="27"/>
+          <w:szCs w:val="27"/>
+          <w:lang w:val="en"/>
+        </w:rPr>
+        <w:t>Preferences</w:t>
+      </w:r>
+    </w:p>
+    <w:p>
+      <w:pPr>
+        <w:pStyle w:val="NormalWeb"/>
+        <w:shd w:val="clear" w:color="auto" w:fill="FFFFFF"/>
+        <w:spacing w:after="300" w:afterAutospacing="0"/>
+        <w:jc w:val="center"/>
+        <w:divId w:val="1669022257"/>
+        <w:rPr>
+          <w:rFonts w:ascii="Segoe UI" w:eastAsia="Times New Roman" w:hAnsi="Segoe UI" w:cs="Segoe UI"/>
+          <w:sz w:val="42"/>
+          <w:szCs w:val="42"/>
           <w:lang w:val="en"/>
         </w:rPr>
       </w:pPr>
@@ -12982,100 +12636,8 @@
           <w:lang w:val="en"/>
         </w:rPr>
         <w:drawing>
-          <wp:inline distT="0" distB="0" distL="0" distR="0" wp14:anchorId="7C1154F3" wp14:editId="149BCBDC">
-            <wp:extent cx="4572000" cy="2869565"/>
-            <wp:effectExtent l="0" t="0" r="0" b="6985"/>
-            <wp:docPr id="29" name="Picture 29"/>
-            <wp:cNvGraphicFramePr>
-              <a:graphicFrameLocks xmlns:a="http://schemas.openxmlformats.org/drawingml/2006/main" noChangeAspect="1"/>
-            </wp:cNvGraphicFramePr>
-            <a:graphic xmlns:a="http://schemas.openxmlformats.org/drawingml/2006/main">
-              <a:graphicData uri="http://schemas.openxmlformats.org/drawingml/2006/picture">
-                <pic:pic xmlns:pic="http://schemas.openxmlformats.org/drawingml/2006/picture">
-                  <pic:nvPicPr>
-                    <pic:cNvPr id="0" name="Picture 29"/>
-                    <pic:cNvPicPr>
-                      <a:picLocks noChangeAspect="1" noChangeArrowheads="1"/>
-                    </pic:cNvPicPr>
-                  </pic:nvPicPr>
-                  <pic:blipFill>
-                    <a:blip r:embed="rId34" cstate="print">
-                      <a:extLst>
-                        <a:ext uri="{28A0092B-C50C-407E-A947-70E740481C1C}">
-                          <a14:useLocalDpi xmlns:a14="http://schemas.microsoft.com/office/drawing/2010/main" val="0"/>
-                        </a:ext>
-                      </a:extLst>
-                    </a:blip>
-                    <a:srcRect/>
-                    <a:stretch>
-                      <a:fillRect/>
-                    </a:stretch>
-                  </pic:blipFill>
-                  <pic:spPr bwMode="auto">
-                    <a:xfrm>
-                      <a:off x="0" y="0"/>
-                      <a:ext cx="4572000" cy="2869565"/>
-                    </a:xfrm>
-                    <a:prstGeom prst="rect">
-                      <a:avLst/>
-                    </a:prstGeom>
-                    <a:noFill/>
-                    <a:ln>
-                      <a:noFill/>
-                    </a:ln>
-                  </pic:spPr>
-                </pic:pic>
-              </a:graphicData>
-            </a:graphic>
-          </wp:inline>
-        </w:drawing>
-      </w:r>
-    </w:p>
-    <w:p>
-      <w:pPr>
-        <w:pStyle w:val="Heading3"/>
-        <w:shd w:val="clear" w:color="auto" w:fill="FFFFFF"/>
-        <w:spacing w:before="450"/>
-        <w:jc w:val="center"/>
-        <w:divId w:val="1619096321"/>
-        <w:rPr>
-          <w:rFonts w:ascii="Segoe UI" w:eastAsia="Times New Roman" w:hAnsi="Segoe UI" w:cs="Segoe UI"/>
-          <w:lang w:val="en"/>
-        </w:rPr>
-      </w:pPr>
-      <w:r>
-        <w:rPr>
-          <w:rFonts w:ascii="Segoe UI" w:eastAsia="Times New Roman" w:hAnsi="Segoe UI" w:cs="Segoe UI"/>
-          <w:lang w:val="en"/>
-        </w:rPr>
-        <w:lastRenderedPageBreak/>
-        <w:t>Preferences</w:t>
-      </w:r>
-    </w:p>
-    <w:p>
-      <w:pPr>
-        <w:pStyle w:val="Heading2"/>
-        <w:shd w:val="clear" w:color="auto" w:fill="FFFFFF"/>
-        <w:spacing w:before="600" w:after="450" w:afterAutospacing="0"/>
-        <w:jc w:val="center"/>
-        <w:divId w:val="1669022257"/>
-        <w:rPr>
-          <w:rFonts w:ascii="Segoe UI" w:eastAsia="Times New Roman" w:hAnsi="Segoe UI" w:cs="Segoe UI"/>
-          <w:sz w:val="42"/>
-          <w:szCs w:val="42"/>
-          <w:lang w:val="en"/>
-        </w:rPr>
-      </w:pPr>
-      <w:r>
-        <w:rPr>
-          <w:rFonts w:ascii="Segoe UI" w:hAnsi="Segoe UI" w:cs="Segoe UI"/>
-          <w:noProof/>
-          <w:color w:val="333333"/>
-          <w:lang w:val="en"/>
-        </w:rPr>
-        <w:drawing>
-          <wp:inline distT="0" distB="0" distL="0" distR="0" wp14:anchorId="32343905" wp14:editId="554EDFB4">
-            <wp:extent cx="5029200" cy="2614239"/>
+          <wp:inline distT="0" distB="0" distL="0" distR="0" wp14:anchorId="32343905" wp14:editId="56024812">
+            <wp:extent cx="5929079" cy="3075709"/>
             <wp:effectExtent l="0" t="0" r="0" b="0"/>
             <wp:docPr id="30" name="Picture 30"/>
             <wp:cNvGraphicFramePr>
@@ -13091,7 +12653,7 @@
                     </pic:cNvPicPr>
                   </pic:nvPicPr>
                   <pic:blipFill>
-                    <a:blip r:embed="rId35" cstate="print">
+                    <a:blip r:embed="rId34" cstate="print">
                       <a:extLst>
                         <a:ext uri="{28A0092B-C50C-407E-A947-70E740481C1C}">
                           <a14:useLocalDpi xmlns:a14="http://schemas.microsoft.com/office/drawing/2010/main" val="0"/>
@@ -13105,7 +12667,7 @@
                   <pic:spPr bwMode="auto">
                     <a:xfrm>
                       <a:off x="0" y="0"/>
-                      <a:ext cx="5029200" cy="2614239"/>
+                      <a:ext cx="5936307" cy="3079458"/>
                     </a:xfrm>
                     <a:prstGeom prst="rect">
                       <a:avLst/>
@@ -13128,94 +12690,6 @@
         <w:shd w:val="clear" w:color="auto" w:fill="FFFFFF"/>
         <w:spacing w:before="600" w:after="450" w:afterAutospacing="0"/>
         <w:jc w:val="center"/>
-        <w:divId w:val="1669022257"/>
-        <w:rPr>
-          <w:rFonts w:ascii="Segoe UI" w:eastAsia="Times New Roman" w:hAnsi="Segoe UI" w:cs="Segoe UI"/>
-          <w:sz w:val="42"/>
-          <w:szCs w:val="42"/>
-          <w:lang w:val="en"/>
-        </w:rPr>
-      </w:pPr>
-    </w:p>
-    <w:p>
-      <w:pPr>
-        <w:pStyle w:val="Heading2"/>
-        <w:shd w:val="clear" w:color="auto" w:fill="FFFFFF"/>
-        <w:spacing w:before="600" w:after="450" w:afterAutospacing="0"/>
-        <w:jc w:val="center"/>
-        <w:divId w:val="1669022257"/>
-        <w:rPr>
-          <w:rFonts w:ascii="Segoe UI" w:eastAsia="Times New Roman" w:hAnsi="Segoe UI" w:cs="Segoe UI"/>
-          <w:sz w:val="42"/>
-          <w:szCs w:val="42"/>
-          <w:lang w:val="en"/>
-        </w:rPr>
-      </w:pPr>
-    </w:p>
-    <w:p>
-      <w:pPr>
-        <w:pStyle w:val="Heading2"/>
-        <w:shd w:val="clear" w:color="auto" w:fill="FFFFFF"/>
-        <w:spacing w:before="600" w:after="450" w:afterAutospacing="0"/>
-        <w:jc w:val="center"/>
-        <w:divId w:val="1669022257"/>
-        <w:rPr>
-          <w:rFonts w:ascii="Segoe UI" w:eastAsia="Times New Roman" w:hAnsi="Segoe UI" w:cs="Segoe UI"/>
-          <w:sz w:val="42"/>
-          <w:szCs w:val="42"/>
-          <w:lang w:val="en"/>
-        </w:rPr>
-      </w:pPr>
-    </w:p>
-    <w:p>
-      <w:pPr>
-        <w:pStyle w:val="Heading2"/>
-        <w:shd w:val="clear" w:color="auto" w:fill="FFFFFF"/>
-        <w:spacing w:before="600" w:after="450" w:afterAutospacing="0"/>
-        <w:jc w:val="center"/>
-        <w:divId w:val="1669022257"/>
-        <w:rPr>
-          <w:rFonts w:ascii="Segoe UI" w:eastAsia="Times New Roman" w:hAnsi="Segoe UI" w:cs="Segoe UI"/>
-          <w:sz w:val="42"/>
-          <w:szCs w:val="42"/>
-          <w:lang w:val="en"/>
-        </w:rPr>
-      </w:pPr>
-    </w:p>
-    <w:p>
-      <w:pPr>
-        <w:pStyle w:val="Heading2"/>
-        <w:shd w:val="clear" w:color="auto" w:fill="FFFFFF"/>
-        <w:spacing w:before="600" w:after="450" w:afterAutospacing="0"/>
-        <w:divId w:val="1734768861"/>
-        <w:rPr>
-          <w:rFonts w:ascii="Segoe UI" w:eastAsia="Times New Roman" w:hAnsi="Segoe UI" w:cs="Segoe UI"/>
-          <w:sz w:val="42"/>
-          <w:szCs w:val="42"/>
-          <w:lang w:val="en"/>
-        </w:rPr>
-      </w:pPr>
-    </w:p>
-    <w:p>
-      <w:pPr>
-        <w:pStyle w:val="Heading2"/>
-        <w:shd w:val="clear" w:color="auto" w:fill="FFFFFF"/>
-        <w:spacing w:before="600" w:after="450" w:afterAutospacing="0"/>
-        <w:divId w:val="1734768861"/>
-        <w:rPr>
-          <w:rFonts w:ascii="Segoe UI" w:eastAsia="Times New Roman" w:hAnsi="Segoe UI" w:cs="Segoe UI"/>
-          <w:sz w:val="42"/>
-          <w:szCs w:val="42"/>
-          <w:lang w:val="en"/>
-        </w:rPr>
-      </w:pPr>
-    </w:p>
-    <w:p>
-      <w:pPr>
-        <w:pStyle w:val="Heading2"/>
-        <w:shd w:val="clear" w:color="auto" w:fill="FFFFFF"/>
-        <w:spacing w:before="600" w:after="450" w:afterAutospacing="0"/>
-        <w:jc w:val="center"/>
         <w:divId w:val="1734768861"/>
         <w:rPr>
           <w:rFonts w:ascii="Segoe UI" w:eastAsia="Times New Roman" w:hAnsi="Segoe UI" w:cs="Segoe UI"/>
@@ -13274,7 +12748,7 @@
         <w:br/>
         <w:t xml:space="preserve">•  React Official Documentation: </w:t>
       </w:r>
-      <w:hyperlink r:id="rId36" w:history="1">
+      <w:hyperlink r:id="rId35" w:history="1">
         <w:r>
           <w:rPr>
             <w:rStyle w:val="Hyperlink"/>
@@ -13296,7 +12770,7 @@
         <w:br/>
         <w:t xml:space="preserve">•  Node.js &amp; Express API Reference: </w:t>
       </w:r>
-      <w:hyperlink r:id="rId37" w:history="1">
+      <w:hyperlink r:id="rId36" w:history="1">
         <w:r>
           <w:rPr>
             <w:rStyle w:val="Hyperlink"/>
@@ -13317,7 +12791,7 @@
         </w:rPr>
         <w:t xml:space="preserve"> |  </w:t>
       </w:r>
-      <w:hyperlink r:id="rId38" w:history="1">
+      <w:hyperlink r:id="rId37" w:history="1">
         <w:r>
           <w:rPr>
             <w:rStyle w:val="Hyperlink"/>
@@ -13348,7 +12822,7 @@
         </w:rPr>
         <w:t xml:space="preserve"> </w:t>
       </w:r>
-      <w:hyperlink r:id="rId39" w:history="1">
+      <w:hyperlink r:id="rId38" w:history="1">
         <w:r>
           <w:rPr>
             <w:rStyle w:val="Hyperlink"/>
@@ -13369,7 +12843,7 @@
         </w:rPr>
         <w:t xml:space="preserve">|  </w:t>
       </w:r>
-      <w:hyperlink r:id="rId40" w:history="1">
+      <w:hyperlink r:id="rId39" w:history="1">
         <w:r>
           <w:rPr>
             <w:rStyle w:val="Hyperlink"/>
@@ -13391,7 +12865,7 @@
         <w:br/>
         <w:t xml:space="preserve">•  Tailwind CSS Design </w:t>
       </w:r>
-      <w:hyperlink r:id="rId41" w:history="1">
+      <w:hyperlink r:id="rId40" w:history="1">
         <w:r>
           <w:rPr>
             <w:rStyle w:val="Hyperlink"/>
@@ -13413,7 +12887,7 @@
         <w:br/>
         <w:t xml:space="preserve">•  Gemini for Diagrams : </w:t>
       </w:r>
-      <w:hyperlink r:id="rId42" w:history="1">
+      <w:hyperlink r:id="rId41" w:history="1">
         <w:r>
           <w:rPr>
             <w:rStyle w:val="Hyperlink"/>
@@ -13506,42 +12980,8 @@
           <w:color w:val="333333"/>
           <w:lang w:val="en-US"/>
         </w:rPr>
-        <w:t xml:space="preserve">Prof. V. B. Shah Institute of Management &amp; </w:t>
-      </w:r>
-      <w:proofErr w:type="spellStart"/>
-      <w:r>
-        <w:rPr>
-          <w:rFonts w:ascii="Segoe UI" w:eastAsia="Times New Roman" w:hAnsi="Segoe UI" w:cs="Segoe UI"/>
-          <w:b/>
-          <w:bCs/>
-          <w:color w:val="333333"/>
-          <w:lang w:val="en-US"/>
-        </w:rPr>
-        <w:t>Sutex</w:t>
-      </w:r>
-      <w:proofErr w:type="spellEnd"/>
-      <w:r>
-        <w:rPr>
-          <w:rFonts w:ascii="Segoe UI" w:eastAsia="Times New Roman" w:hAnsi="Segoe UI" w:cs="Segoe UI"/>
-          <w:b/>
-          <w:bCs/>
-          <w:color w:val="333333"/>
-          <w:lang w:val="en-US"/>
-        </w:rPr>
-        <w:t xml:space="preserve"> Bank College of Computer Applications &amp; Science, </w:t>
-      </w:r>
-      <w:proofErr w:type="spellStart"/>
-      <w:r>
-        <w:rPr>
-          <w:rFonts w:ascii="Segoe UI" w:eastAsia="Times New Roman" w:hAnsi="Segoe UI" w:cs="Segoe UI"/>
-          <w:b/>
-          <w:bCs/>
-          <w:color w:val="333333"/>
-          <w:lang w:val="en-US"/>
-        </w:rPr>
-        <w:t>Amroli</w:t>
-      </w:r>
-      <w:proofErr w:type="spellEnd"/>
+        <w:t>Prof. V. B. Shah Institute of Management &amp; Sutex Bank College of Computer Applications &amp; Science, Amroli</w:t>
+      </w:r>
     </w:p>
     <w:p>
       <w:pPr>
@@ -13564,9 +13004,8 @@
           <w:color w:val="333333"/>
           <w:lang w:val="en-US"/>
         </w:rPr>
-        <w:t xml:space="preserve">Guidance and Mentorship </w:t>
-      </w:r>
-      <w:proofErr w:type="gramStart"/>
+        <w:t>Guidance and Mentorship by  (Assistant Professor)</w:t>
+      </w:r>
       <w:r>
         <w:rPr>
           <w:rFonts w:ascii="Segoe UI" w:eastAsia="Times New Roman" w:hAnsi="Segoe UI" w:cs="Segoe UI"/>
@@ -13575,9 +13014,9 @@
           <w:color w:val="333333"/>
           <w:lang w:val="en-US"/>
         </w:rPr>
-        <w:t>by  (</w:t>
-      </w:r>
-      <w:proofErr w:type="gramEnd"/>
+        <w:br/>
+        <w:t>Veer Narmad South Gujarat University (VNSGU), Sura</w:t>
+      </w:r>
       <w:r>
         <w:rPr>
           <w:rFonts w:ascii="Segoe UI" w:eastAsia="Times New Roman" w:hAnsi="Segoe UI" w:cs="Segoe UI"/>
@@ -13586,33 +13025,12 @@
           <w:color w:val="333333"/>
           <w:lang w:val="en-US"/>
         </w:rPr>
-        <w:t>Assistant Professor)</w:t>
-      </w:r>
-      <w:r>
-        <w:rPr>
-          <w:rFonts w:ascii="Segoe UI" w:eastAsia="Times New Roman" w:hAnsi="Segoe UI" w:cs="Segoe UI"/>
-          <w:b/>
-          <w:bCs/>
-          <w:color w:val="333333"/>
-          <w:lang w:val="en-US"/>
-        </w:rPr>
-        <w:br/>
-        <w:t>Veer Narmad South Gujarat University (VNSGU), Sura</w:t>
-      </w:r>
-      <w:r>
-        <w:rPr>
-          <w:rFonts w:ascii="Segoe UI" w:eastAsia="Times New Roman" w:hAnsi="Segoe UI" w:cs="Segoe UI"/>
-          <w:b/>
-          <w:bCs/>
-          <w:color w:val="333333"/>
-          <w:lang w:val="en-US"/>
-        </w:rPr>
         <w:t>t</w:t>
       </w:r>
     </w:p>
     <w:sectPr>
-      <w:headerReference w:type="default" r:id="rId43"/>
-      <w:footerReference w:type="default" r:id="rId44"/>
+      <w:headerReference w:type="default" r:id="rId42"/>
+      <w:footerReference w:type="default" r:id="rId43"/>
       <w:pgSz w:w="12240" w:h="15840"/>
       <w:pgMar w:top="1440" w:right="1440" w:bottom="1440" w:left="1440" w:header="720" w:footer="720" w:gutter="0"/>
       <w:cols w:space="720"/>
@@ -17298,7 +16716,7 @@
     <w:sig w:usb0="E4002EFF" w:usb1="C200247B" w:usb2="00000009" w:usb3="00000000" w:csb0="000001FF" w:csb1="00000000"/>
   </w:font>
   <w:font w:name="Shruti">
-    <w:panose1 w:val="020B0502040204020203"/>
+    <w:panose1 w:val="02000500000000000000"/>
     <w:charset w:val="00"/>
     <w:family w:val="swiss"/>
     <w:pitch w:val="variable"/>
@@ -17325,6 +16743,18 @@
     <w:pitch w:val="variable"/>
     <w:sig w:usb0="E4002EFF" w:usb1="C200247B" w:usb2="00000009" w:usb3="00000000" w:csb0="000001FF" w:csb1="00000000"/>
   </w:font>
+  <w:font w:name="Aptos">
+    <w:charset w:val="00"/>
+    <w:family w:val="swiss"/>
+    <w:pitch w:val="variable"/>
+    <w:sig w:usb0="20000287" w:usb1="00000003" w:usb2="00000000" w:usb3="00000000" w:csb0="0000019F" w:csb1="00000000"/>
+  </w:font>
+  <w:font w:name="Aptos Display">
+    <w:charset w:val="00"/>
+    <w:family w:val="swiss"/>
+    <w:pitch w:val="variable"/>
+    <w:sig w:usb0="20000287" w:usb1="00000003" w:usb2="00000000" w:usb3="00000000" w:csb0="0000019F" w:csb1="00000000"/>
+  </w:font>
 </w:fonts>
 </file>
 
@@ -17350,7 +16780,9 @@
     <w:rsid w:val="001D290A"/>
     <w:rsid w:val="004D20FA"/>
     <w:rsid w:val="00577405"/>
+    <w:rsid w:val="006239D8"/>
     <w:rsid w:val="00631649"/>
+    <w:rsid w:val="00943A07"/>
     <w:rsid w:val="009F058B"/>
     <w:rsid w:val="00A973A1"/>
     <w:rsid w:val="00B1725F"/>
